--- a/exercises/Bài tập 082 - Từ vựng môi trường công nghệ và sức khỏe.docx
+++ b/exercises/Bài tập 082 - Từ vựng môi trường công nghệ và sức khỏe.docx
@@ -1,581 +1,2774 @@
 
 <file path=word/document.xml><?xml version="1.0" encoding="utf-8"?>
-<w:document xmlns:w="http://schemas.openxmlformats.org/wordprocessingml/2006/main">
+<w:document xmlns:wpc="http://schemas.microsoft.com/office/word/2010/wordprocessingCanvas" xmlns:cx="http://schemas.microsoft.com/office/drawing/2014/chartex" xmlns:cx1="http://schemas.microsoft.com/office/drawing/2015/9/8/chartex" xmlns:cx2="http://schemas.microsoft.com/office/drawing/2015/10/21/chartex" xmlns:cx3="http://schemas.microsoft.com/office/drawing/2016/5/9/chartex" xmlns:cx4="http://schemas.microsoft.com/office/drawing/2016/5/10/chartex" xmlns:cx5="http://schemas.microsoft.com/office/drawing/2016/5/11/chartex" xmlns:cx6="http://schemas.microsoft.com/office/drawing/2016/5/12/chartex" xmlns:cx7="http://schemas.microsoft.com/office/drawing/2016/5/13/chartex" xmlns:cx8="http://schemas.microsoft.com/office/drawing/2016/5/14/chartex" xmlns:mc="http://schemas.openxmlformats.org/markup-compatibility/2006" xmlns:aink="http://schemas.microsoft.com/office/drawing/2016/ink" xmlns:am3d="http://schemas.microsoft.com/office/drawing/2017/model3d" xmlns:o="urn:schemas-microsoft-com:office:office" xmlns:oel="http://schemas.microsoft.com/office/2019/extlst" xmlns:r="http://schemas.openxmlformats.org/officeDocument/2006/relationships" xmlns:m="http://schemas.openxmlformats.org/officeDocument/2006/math" xmlns:v="urn:schemas-microsoft-com:vml" xmlns:wp14="http://schemas.microsoft.com/office/word/2010/wordprocessingDrawing" xmlns:wp="http://schemas.openxmlformats.org/drawingml/2006/wordprocessingDrawing" xmlns:w10="urn:schemas-microsoft-com:office:word" xmlns:w="http://schemas.openxmlformats.org/wordprocessingml/2006/main" xmlns:w14="http://schemas.microsoft.com/office/word/2010/wordml" xmlns:w15="http://schemas.microsoft.com/office/word/2012/wordml" xmlns:w16cex="http://schemas.microsoft.com/office/word/2018/wordml/cex" xmlns:w16cid="http://schemas.microsoft.com/office/word/2016/wordml/cid" xmlns:w16="http://schemas.microsoft.com/office/word/2018/wordml" xmlns:w16du="http://schemas.microsoft.com/office/word/2023/wordml/word16du" xmlns:w16sdtdh="http://schemas.microsoft.com/office/word/2020/wordml/sdtdatahash" xmlns:w16sdtfl="http://schemas.microsoft.com/office/word/2024/wordml/sdtformatlock" xmlns:w16se="http://schemas.microsoft.com/office/word/2015/wordml/symex" xmlns:wpg="http://schemas.microsoft.com/office/word/2010/wordprocessingGroup" xmlns:wpi="http://schemas.microsoft.com/office/word/2010/wordprocessingInk" xmlns:wne="http://schemas.microsoft.com/office/word/2006/wordml" xmlns:wps="http://schemas.microsoft.com/office/word/2010/wordprocessingShape" mc:Ignorable="w14 w15 w16se w16cid w16 w16cex w16sdtdh w16sdtfl w16du wp14">
   <w:body>
     <w:p>
-      <w:r>
-        <w:rPr>
-          <w:b/>
-        </w:rPr>
-        <w:t xml:space="preserve">BÀI TẬP NGÀY 82</w:t>
-      </w:r>
-    </w:p>
-    <w:p>
-      <w:r>
-        <w:t xml:space="preserve">TỪ VỰNG: MÔI TRƯỜNG, CÔNG NGHỆ VÀ SỨC KHỎE</w:t>
-      </w:r>
-    </w:p>
-    <w:p>
-      <w:r>
-        <w:t xml:space="preserve">10 phần – 100 điểm | Thời gian gợi ý: 70–85 phút</w:t>
-      </w:r>
-    </w:p>
-    <w:p>
-      <w:r>
-        <w:t xml:space="preserve">Họ và tên: __________________________                         Điểm: ________/100</w:t>
-      </w:r>
-    </w:p>
-    <w:p>
-      <w:r>
-        <w:rPr>
-          <w:b/>
-        </w:rPr>
-        <w:t xml:space="preserve">PHẦN 1. TỪ VỰNG MÔI TRƯỜNG (10 điểm)</w:t>
-      </w:r>
-    </w:p>
-    <w:p>
-      <w:r>
-        <w:t xml:space="preserve">1. Long-term changes in temperature are called climate ___.</w:t>
-      </w:r>
-    </w:p>
-    <w:p>
-      <w:r>
-        <w:t xml:space="preserve">2. A species at risk of disappearing is ___.</w:t>
-      </w:r>
-    </w:p>
-    <w:p>
-      <w:r>
-        <w:t xml:space="preserve">3. Energy from sunlight and wind is ___.</w:t>
-      </w:r>
-    </w:p>
-    <w:p>
-      <w:r>
-        <w:t xml:space="preserve">4. Cutting down large areas of forest is ___.</w:t>
-      </w:r>
-    </w:p>
-    <w:p>
-      <w:r>
-        <w:t xml:space="preserve">5. The variety of living things is ___.</w:t>
-      </w:r>
-    </w:p>
-    <w:p>
-      <w:r>
-        <w:t xml:space="preserve">6. The natural home of an animal is its ___.</w:t>
-      </w:r>
-    </w:p>
-    <w:p>
-      <w:r>
-        <w:t xml:space="preserve">7. The total greenhouse gases caused by an activity form its carbon ___.</w:t>
-      </w:r>
-    </w:p>
-    <w:p>
-      <w:r>
-        <w:t xml:space="preserve">8. Using resources without harming the future is ___.</w:t>
-      </w:r>
-    </w:p>
-    <w:p>
-      <w:r>
-        <w:t xml:space="preserve">9. A substance that causes pollution is a ___.</w:t>
-      </w:r>
-    </w:p>
-    <w:p>
-      <w:r>
-        <w:t xml:space="preserve">10. Protecting nature is called ___.</w:t>
-      </w:r>
-    </w:p>
-    <w:p>
-      <w:r>
-        <w:rPr>
-          <w:b/>
-        </w:rPr>
-        <w:t xml:space="preserve">PHẦN 2. COLLOCATIONS MÔI TRƯỜNG (10 điểm)</w:t>
-      </w:r>
-    </w:p>
-    <w:p>
-      <w:r>
-        <w:t xml:space="preserve">1. ___ emissions A reduce B fall them C lower down D prevent from</w:t>
-      </w:r>
-    </w:p>
-    <w:p>
-      <w:r>
-        <w:t xml:space="preserve">2. ___ natural resources A conserve B save up them C preserve from D store</w:t>
-      </w:r>
-    </w:p>
-    <w:p>
-      <w:r>
-        <w:t xml:space="preserve">3. ___ a threat to wildlife A pose B make C do D raise</w:t>
-      </w:r>
-    </w:p>
-    <w:p>
-      <w:r>
-        <w:t xml:space="preserve">4. ___ waste safely A dispose of B throw of C dispose D remove from it</w:t>
-      </w:r>
-    </w:p>
-    <w:p>
-      <w:r>
-        <w:t xml:space="preserve">5. ___ awareness A raise B rise C grow it D lift</w:t>
-      </w:r>
-    </w:p>
-    <w:p>
-      <w:r>
-        <w:t xml:space="preserve">6. ___ renewable energy A generate B invent C do D take</w:t>
-      </w:r>
-    </w:p>
-    <w:p>
-      <w:r>
-        <w:t xml:space="preserve">7. ___ from pollution A suffer B hurt C damage D receive</w:t>
-      </w:r>
-    </w:p>
-    <w:p>
-      <w:r>
-        <w:t xml:space="preserve">8. ___ a harmful impact A have B make C take D give</w:t>
-      </w:r>
-    </w:p>
-    <w:p>
-      <w:r>
-        <w:t xml:space="preserve">9. ___ climate change A tackle B solve out C win D recover</w:t>
-      </w:r>
-    </w:p>
-    <w:p>
-      <w:r>
-        <w:t xml:space="preserve">10. ___ water and electricity A conserve B pollute C release D wastefully</w:t>
-      </w:r>
-    </w:p>
-    <w:p>
-      <w:r>
-        <w:rPr>
-          <w:b/>
-        </w:rPr>
-        <w:t xml:space="preserve">PHẦN 3. TỪ VỰNG CÔNG NGHỆ (10 điểm)</w:t>
-      </w:r>
-    </w:p>
-    <w:p>
-      <w:r>
-        <w:t xml:space="preserve">1. Programs used by a computer are ___.</w:t>
-      </w:r>
-    </w:p>
-    <w:p>
-      <w:r>
-        <w:t xml:space="preserve">2. Physical computer parts are ___.</w:t>
-      </w:r>
-    </w:p>
-    <w:p>
-      <w:r>
-        <w:t xml:space="preserve">3. Protection against online attacks is ___.</w:t>
-      </w:r>
-    </w:p>
-    <w:p>
-      <w:r>
-        <w:t xml:space="preserve">4. The ability to use digital information is digital ___.</w:t>
-      </w:r>
-    </w:p>
-    <w:p>
-      <w:r>
-        <w:t xml:space="preserve">5. A secret word for account access is a ___.</w:t>
-      </w:r>
-    </w:p>
-    <w:p>
-      <w:r>
-        <w:t xml:space="preserve">6. Saving a copy of data means to ___ it up.</w:t>
-      </w:r>
-    </w:p>
-    <w:p>
-      <w:r>
-        <w:t xml:space="preserve">7. False information spread unintentionally is ___.</w:t>
-      </w:r>
-    </w:p>
-    <w:p>
-      <w:r>
-        <w:t xml:space="preserve">8. Automatic performance of tasks by machines is ___.</w:t>
-      </w:r>
-    </w:p>
-    <w:p>
-      <w:r>
-        <w:t xml:space="preserve">9. A set of instructions used by a computer is an ___.</w:t>
-      </w:r>
-    </w:p>
-    <w:p>
-      <w:r>
-        <w:t xml:space="preserve">10. Unequal technology access is the digital ___.</w:t>
-      </w:r>
-    </w:p>
-    <w:p>
-      <w:r>
-        <w:rPr>
-          <w:b/>
-        </w:rPr>
-        <w:t xml:space="preserve">PHẦN 4. TỪ VỰNG SỨC KHỎE (10 điểm)</w:t>
-      </w:r>
-    </w:p>
-    <w:p>
-      <w:r>
-        <w:t xml:space="preserve">1. A sign of illness is a ___.</w:t>
-      </w:r>
-    </w:p>
-    <w:p>
-      <w:r>
-        <w:t xml:space="preserve">2. Identifying a disease is a ___.</w:t>
-      </w:r>
-    </w:p>
-    <w:p>
-      <w:r>
-        <w:t xml:space="preserve">3. Medical care given to improve a condition is ___.</w:t>
-      </w:r>
-    </w:p>
-    <w:p>
-      <w:r>
-        <w:t xml:space="preserve">4. Returning to health is ___.</w:t>
-      </w:r>
-    </w:p>
-    <w:p>
-      <w:r>
-        <w:t xml:space="preserve">5. Food that provides useful substances is ___.</w:t>
-      </w:r>
-    </w:p>
-    <w:p>
-      <w:r>
-        <w:t xml:space="preserve">6. A diet containing suitable food groups is ___.</w:t>
-      </w:r>
-    </w:p>
-    <w:p>
-      <w:r>
-        <w:t xml:space="preserve">7. The state of feeling mentally and emotionally well is ___.</w:t>
-      </w:r>
-    </w:p>
-    <w:p>
-      <w:r>
-        <w:t xml:space="preserve">8. An examination before problems appear is a medical ___.</w:t>
-      </w:r>
-    </w:p>
-    <w:p>
-      <w:r>
-        <w:t xml:space="preserve">9. Actions that stop disease are called ___.</w:t>
-      </w:r>
-    </w:p>
-    <w:p>
-      <w:r>
-        <w:t xml:space="preserve">10. A drug taken for illness is ___.</w:t>
-      </w:r>
-    </w:p>
-    <w:p>
-      <w:r>
-        <w:rPr>
-          <w:b/>
-        </w:rPr>
-        <w:t xml:space="preserve">PHẦN 5. CÁC CẶP DỄ NHẦM (10 điểm)</w:t>
-      </w:r>
-    </w:p>
-    <w:p>
-      <w:r>
-        <w:t xml:space="preserve">1. Today's climate / weather is rainy.</w:t>
-      </w:r>
-    </w:p>
-    <w:p>
-      <w:r>
-        <w:t xml:space="preserve">2. Global climate / weather patterns are changing.</w:t>
-      </w:r>
-    </w:p>
-    <w:p>
-      <w:r>
-        <w:t xml:space="preserve">3. Edison invented / discovered a practical electric light bulb.</w:t>
-      </w:r>
-    </w:p>
-    <w:p>
-      <w:r>
-        <w:t xml:space="preserve">4. Scientists discovered / invented a previously unknown species.</w:t>
-      </w:r>
-    </w:p>
-    <w:p>
-      <w:r>
-        <w:t xml:space="preserve">5. This electric / electronic kettle heats water.</w:t>
-      </w:r>
-    </w:p>
-    <w:p>
-      <w:r>
-        <w:t xml:space="preserve">6. Smartphones are electronic / electrical devices.</w:t>
-      </w:r>
-    </w:p>
-    <w:p>
-      <w:r>
-        <w:t xml:space="preserve">7. The surgeon used a new technology / technique.</w:t>
-      </w:r>
-    </w:p>
-    <w:p>
-      <w:r>
-        <w:t xml:space="preserve">8. AI is a rapidly developing technology / technique field.</w:t>
-      </w:r>
-    </w:p>
-    <w:p>
-      <w:r>
-        <w:t xml:space="preserve">9. Exercise helps prevent / protect heart disease.</w:t>
-      </w:r>
-    </w:p>
-    <w:p>
-      <w:r>
-        <w:t xml:space="preserve">10. Sunscreen protects skin from / prevents from sunlight.</w:t>
-      </w:r>
-    </w:p>
-    <w:p>
-      <w:r>
-        <w:rPr>
-          <w:b/>
-        </w:rPr>
-        <w:t xml:space="preserve">PHẦN 6. WORD FORMATION (10 điểm)</w:t>
-      </w:r>
-    </w:p>
-    <w:p>
-      <w:r>
-        <w:t xml:space="preserve">1. Air ___ affects millions of people. (POLLUTE)</w:t>
-      </w:r>
-    </w:p>
-    <w:p>
-      <w:r>
-        <w:t xml:space="preserve">2. The city promotes ___ transport. (SUSTAIN)</w:t>
-      </w:r>
-    </w:p>
-    <w:p>
-      <w:r>
-        <w:t xml:space="preserve">3. Wildlife ___ requires public support. (CONSERVE)</w:t>
-      </w:r>
-    </w:p>
-    <w:p>
-      <w:r>
-        <w:t xml:space="preserve">4. The company introduced an ___ system. (INNOVATE)</w:t>
-      </w:r>
-    </w:p>
-    <w:p>
-      <w:r>
-        <w:t xml:space="preserve">5. Always store passwords ___. (SECURE)</w:t>
-      </w:r>
-    </w:p>
-    <w:p>
-      <w:r>
-        <w:t xml:space="preserve">6. The website is generally ___. (RELY)</w:t>
-      </w:r>
-    </w:p>
-    <w:p>
-      <w:r>
-        <w:t xml:space="preserve">7. Vaccination is an important ___ measure. (PREVENT)</w:t>
-      </w:r>
-    </w:p>
-    <w:p>
-      <w:r>
-        <w:t xml:space="preserve">8. Children need ___ meals. (NUTRITION)</w:t>
-      </w:r>
-    </w:p>
-    <w:p>
-      <w:r>
-        <w:t xml:space="preserve">9. The app improved data ___. (PRIVATE)</w:t>
-      </w:r>
-    </w:p>
-    <w:p>
-      <w:r>
-        <w:t xml:space="preserve">10. Regular exercise is highly ___. (BENEFIT)</w:t>
-      </w:r>
-    </w:p>
-    <w:p>
-      <w:r>
-        <w:rPr>
-          <w:b/>
-        </w:rPr>
-        <w:t xml:space="preserve">PHẦN 7. SỬA LỖI SAI (10 điểm)</w:t>
-      </w:r>
-    </w:p>
-    <w:p>
-      <w:r>
-        <w:t xml:space="preserve">1. Factories make serious air pollution.</w:t>
-      </w:r>
-    </w:p>
-    <w:p>
-      <w:r>
-        <w:t xml:space="preserve">2. Solar power is a renewable energies.</w:t>
-      </w:r>
-    </w:p>
-    <w:p>
-      <w:r>
-        <w:t xml:space="preserve">3. Students can access to the database.</w:t>
-      </w:r>
-    </w:p>
-    <w:p>
-      <w:r>
-        <w:t xml:space="preserve">4. Please backup your files safely.</w:t>
-      </w:r>
-    </w:p>
-    <w:p>
-      <w:r>
-        <w:t xml:space="preserve">5. This source is popularity but unreliable.</w:t>
-      </w:r>
-    </w:p>
-    <w:p>
-      <w:r>
-        <w:t xml:space="preserve">6. He received a diagnosis treatment yesterday.</w:t>
-      </w:r>
-    </w:p>
-    <w:p>
-      <w:r>
-        <w:t xml:space="preserve">7. The program prevents people to share passwords.</w:t>
-      </w:r>
-    </w:p>
-    <w:p>
-      <w:r>
-        <w:t xml:space="preserve">8. She is suffering a cold.</w:t>
-      </w:r>
-    </w:p>
-    <w:p>
-      <w:r>
-        <w:t xml:space="preserve">9. A balanced meal should be nutrition.</w:t>
-      </w:r>
-    </w:p>
-    <w:p>
-      <w:r>
-        <w:t xml:space="preserve">10. Exercise reduces the risk to heart disease.</w:t>
-      </w:r>
-    </w:p>
-    <w:p>
-      <w:r>
-        <w:rPr>
-          <w:b/>
-        </w:rPr>
-        <w:t xml:space="preserve">PHẦN 8. HOÀN THÀNH TỜ RƠI (10 điểm)</w:t>
-      </w:r>
-    </w:p>
-    <w:p>
-      <w:r>
-        <w:t xml:space="preserve">HEALTHY DIGITAL LIFE</w:t>
-      </w:r>
-    </w:p>
-    <w:p>
-      <w:r>
-        <w:t xml:space="preserve">Technology provides convenient (1) ___ to information, but excessive screen time may affect physical and mental (2) ___. Protect your personal data by using strong (3) ___ and updating software regularly. Always check whether an online source is (4) ___ before sharing information. To maintain a healthy lifestyle, take regular breaks, stay physically (5) ___ and get enough (6) ___. A balanced diet containing (7) ___ food also supports concentration. If you experience unusual (8) ___, seek professional medical (9) ___. Small preventive actions can significantly reduce health and online security (10) ___.</w:t>
-      </w:r>
-    </w:p>
-    <w:p>
-      <w:r>
-        <w:rPr>
-          <w:b/>
-        </w:rPr>
-        <w:t xml:space="preserve">PHẦN 9. ĐỌC HIỂU (10 điểm)</w:t>
-      </w:r>
-    </w:p>
-    <w:p>
-      <w:r>
-        <w:t xml:space="preserve">A coastal town has introduced a smart waste-management project. Sensors in public bins send data when containers are nearly full, allowing collection vehicles to choose more efficient routes. As a result, fuel use and carbon emissions have fallen. The town also provides residents with an app that explains how to sort recyclable materials. Although the system requires reliable technology and strong data security, it has reduced overflowing waste and raised environmental awareness. Local health officials support the project because cleaner streets may prevent the spread of disease and improve community well-being.</w:t>
-      </w:r>
-    </w:p>
-    <w:p>
-      <w:r>
-        <w:t xml:space="preserve">1. What do the sensors do? 2. Why can vehicles choose efficient routes? 3. What has happened to emissions? 4. What does the app explain? 5. Why do health officials support the project?</w:t>
-      </w:r>
-    </w:p>
-    <w:p>
-      <w:r>
-        <w:t xml:space="preserve">6. What does containers refer to? 7. Give a synonym for efficient. 8. Give the noun form of reliable. 9. Which word means stopping something before it happens? 10. What is the main idea?</w:t>
-      </w:r>
-    </w:p>
-    <w:p>
-      <w:r>
-        <w:rPr>
-          <w:b/>
-        </w:rPr>
-        <w:t xml:space="preserve">PHẦN 10. VIẾT (10 điểm)</w:t>
-      </w:r>
-    </w:p>
-    <w:p>
-      <w:r>
-        <w:t xml:space="preserve">Viết đoạn văn 100–120 từ đề xuất một giải pháp dùng công nghệ để cải thiện môi trường hoặc sức khỏe cộng đồng. Dùng ít nhất 12 từ/collocations thuộc bài học.</w:t>
-      </w:r>
-    </w:p>
-    <w:p>
-      <w:r>
-        <w:rPr>
-          <w:b/>
-        </w:rPr>
-        <w:t xml:space="preserve">ĐÁP ÁN – BÀI TẬP NGÀY 82</w:t>
-      </w:r>
-    </w:p>
-    <w:p>
-      <w:r>
-        <w:rPr>
-          <w:b/>
-        </w:rPr>
-        <w:t xml:space="preserve">PHẦN 1: 1 change; 2 endangered; 3 renewable; 4 deforestation; 5 biodiversity; 6 habitat; 7 footprint; 8 sustainable; 9 pollutant; 10 conservation.</w:t>
-      </w:r>
-    </w:p>
-    <w:p>
-      <w:r>
-        <w:rPr>
-          <w:b/>
-        </w:rPr>
-        <w:t xml:space="preserve">PHẦN 2: 1A; 2A; 3A; 4A; 5A; 6A; 7A; 8A; 9A; 10A.</w:t>
-      </w:r>
-    </w:p>
-    <w:p>
-      <w:r>
-        <w:rPr>
-          <w:b/>
-        </w:rPr>
-        <w:t xml:space="preserve">PHẦN 3: 1 software; 2 hardware; 3 cybersecurity; 4 literacy; 5 password; 6 back; 7 misinformation; 8 automation; 9 algorithm; 10 divide.</w:t>
-      </w:r>
-    </w:p>
-    <w:p>
-      <w:r>
-        <w:rPr>
-          <w:b/>
-        </w:rPr>
-        <w:t xml:space="preserve">PHẦN 4: 1 symptom; 2 diagnosis; 3 treatment; 4 recovery; 5 nutritious; 6 balanced; 7 well-being; 8 check-up; 9 prevention; 10 medication/medicine.</w:t>
-      </w:r>
-    </w:p>
-    <w:p>
-      <w:r>
-        <w:rPr>
-          <w:b/>
-        </w:rPr>
-        <w:t xml:space="preserve">PHẦN 5: 1 weather; 2 climate; 3 invented; 4 discovered; 5 electric; 6 electronic; 7 technique; 8 technology; 9 prevent; 10 protects...from.</w:t>
-      </w:r>
-    </w:p>
-    <w:p>
-      <w:r>
-        <w:rPr>
-          <w:b/>
-        </w:rPr>
-        <w:t xml:space="preserve">PHẦN 6: 1 pollution; 2 sustainable; 3 conservation; 4 innovative; 5 securely; 6 reliable; 7 preventive; 8 nutritious; 9 privacy; 10 beneficial.</w:t>
-      </w:r>
-    </w:p>
-    <w:p>
-      <w:r>
-        <w:rPr>
-          <w:b/>
-        </w:rPr>
-        <w:t xml:space="preserve">PHẦN 7: 1 cause pollution; 2 renewable energy source; 3 access the database / have access to; 4 back up; 5 popular; 6 received treatment / received a diagnosis; 7 prevent people from sharing; 8 suffering from; 9 nutritious; 10 risk of.</w:t>
-      </w:r>
-    </w:p>
-    <w:p>
-      <w:r>
-        <w:rPr>
-          <w:b/>
-        </w:rPr>
-        <w:t xml:space="preserve">PHẦN 8: 1 access; 2 health/well-being; 3 passwords; 4 reliable; 5 active; 6 sleep; 7 nutritious; 8 symptoms; 9 advice; 10 risks.</w:t>
-      </w:r>
-    </w:p>
-    <w:p>
-      <w:r>
-        <w:rPr>
-          <w:b/>
-        </w:rPr>
-        <w:t xml:space="preserve">PHẦN 9: 1 Send data when bins are nearly full. 2 They receive real-time data. 3 They have fallen. 4 How to sort recyclable materials. 5 Cleaner streets may prevent disease and improve well-being. 6 Public bins. 7 Effective/productive. 8 Reliability. 9 Prevent. 10 A smart waste project benefits efficiency, the environment and health.</w:t>
-      </w:r>
-    </w:p>
-    <w:p>
-      <w:r>
-        <w:rPr>
-          <w:b/>
-        </w:rPr>
-        <w:t xml:space="preserve">BÀI VIẾT MẪU (112 từ): Our town should introduce a smart recycling system to improve environmental and public health. Sensors installed in waste containers could send data when bins are nearly full. Collection vehicles would then choose efficient routes, reducing fuel use and carbon emissions. A reliable mobile app could explain how to sort recyclable materials and help raise environmental awareness. Strong cybersecurity would be essential to protect user privacy. Cleaner streets would limit harmful pollutants, prevent the spread of disease and improve community well-being. The project should use renewable energy wherever possible and provide accessible instructions for every resident. This innovative technology could conserve natural resources while encouraging healthier, more sustainable habits throughout the town.</w:t>
-      </w:r>
+      <w:pPr>
+        <w:rPr>
+          <w:color w:val="000000"/>
+        </w:rPr>
+      </w:pPr>
+      <w:r>
+        <w:rPr>
+          <w:b/>
+          <w:color w:val="000000"/>
+        </w:rPr>
+        <w:t>BÀI TẬP NGÀY 82</w:t>
+      </w:r>
+    </w:p>
+    <w:p>
+      <w:pPr>
+        <w:rPr>
+          <w:color w:val="000000"/>
+        </w:rPr>
+      </w:pPr>
+      <w:r>
+        <w:rPr>
+          <w:color w:val="000000"/>
+        </w:rPr>
+        <w:t>TỪ VỰNG: MÔI TRƯỜNG, CÔNG NGHỆ VÀ SỨC KHỎE</w:t>
+      </w:r>
+    </w:p>
+    <w:p>
+      <w:pPr>
+        <w:rPr>
+          <w:color w:val="000000"/>
+        </w:rPr>
+      </w:pPr>
+      <w:r>
+        <w:rPr>
+          <w:color w:val="000000"/>
+        </w:rPr>
+        <w:t>10 phần – 100 điểm | Thời gian gợi ý: 70–85 phút</w:t>
+      </w:r>
+    </w:p>
+    <w:p>
+      <w:pPr>
+        <w:rPr>
+          <w:color w:val="000000"/>
+        </w:rPr>
+      </w:pPr>
+      <w:r>
+        <w:rPr>
+          <w:color w:val="000000"/>
+        </w:rPr>
+        <w:t>Họ và tên: __________________________                         Điểm: ________/100</w:t>
+      </w:r>
+    </w:p>
+    <w:p>
+      <w:pPr>
+        <w:keepNext/>
+        <w:spacing w:before="60" w:after="80"/>
+        <w:rPr>
+          <w:b/>
+          <w:color w:val="000000"/>
+        </w:rPr>
+      </w:pPr>
+      <w:r>
+        <w:rPr>
+          <w:b/>
+          <w:color w:val="000000"/>
+        </w:rPr>
+        <w:t>PHẦN 1. TỪ VỰNG MÔI TRƯỜNG (10 điểm)</w:t>
+      </w:r>
+    </w:p>
+    <w:p>
+      <w:pPr>
+        <w:spacing w:before="80" w:after="120"/>
+        <w:rPr>
+          <w:color w:val="000000"/>
+        </w:rPr>
+      </w:pPr>
+      <w:r>
+        <w:rPr>
+          <w:color w:val="000000"/>
+        </w:rPr>
+        <w:t>1. Long-term changes in temperature are called climate ___.</w:t>
+      </w:r>
+    </w:p>
+    <w:p>
+      <w:pPr>
+        <w:spacing w:before="120" w:after="120"/>
+        <w:rPr>
+          <w:color w:val="000000"/>
+        </w:rPr>
+      </w:pPr>
+      <w:r>
+        <w:rPr>
+          <w:color w:val="000000"/>
+        </w:rPr>
+        <w:t>2. A species at risk of disappearing is ___.</w:t>
+      </w:r>
+    </w:p>
+    <w:p>
+      <w:pPr>
+        <w:spacing w:before="120" w:after="120"/>
+        <w:rPr>
+          <w:color w:val="000000"/>
+        </w:rPr>
+      </w:pPr>
+      <w:r>
+        <w:rPr>
+          <w:color w:val="000000"/>
+        </w:rPr>
+        <w:t>3. Energy from sunlight and wind is ___.</w:t>
+      </w:r>
+    </w:p>
+    <w:p>
+      <w:pPr>
+        <w:spacing w:before="120" w:after="120"/>
+        <w:rPr>
+          <w:color w:val="000000"/>
+        </w:rPr>
+      </w:pPr>
+      <w:r>
+        <w:rPr>
+          <w:color w:val="000000"/>
+        </w:rPr>
+        <w:t>4. Cutting down large areas of forest is ___.</w:t>
+      </w:r>
+    </w:p>
+    <w:p>
+      <w:pPr>
+        <w:spacing w:before="120" w:after="120"/>
+        <w:rPr>
+          <w:color w:val="000000"/>
+        </w:rPr>
+      </w:pPr>
+      <w:r>
+        <w:rPr>
+          <w:color w:val="000000"/>
+        </w:rPr>
+        <w:t>5. The variety of living things is ___.</w:t>
+      </w:r>
+    </w:p>
+    <w:p>
+      <w:pPr>
+        <w:spacing w:before="120" w:after="120"/>
+        <w:rPr>
+          <w:color w:val="000000"/>
+        </w:rPr>
+      </w:pPr>
+      <w:r>
+        <w:rPr>
+          <w:color w:val="000000"/>
+        </w:rPr>
+        <w:t>6. The natural home of an animal is its ___.</w:t>
+      </w:r>
+    </w:p>
+    <w:p>
+      <w:pPr>
+        <w:spacing w:before="120" w:after="120"/>
+        <w:rPr>
+          <w:color w:val="000000"/>
+        </w:rPr>
+      </w:pPr>
+      <w:r>
+        <w:rPr>
+          <w:color w:val="000000"/>
+        </w:rPr>
+        <w:t>7. The total greenhouse gases caused by an activity form its carbon ___.</w:t>
+      </w:r>
+    </w:p>
+    <w:p>
+      <w:pPr>
+        <w:spacing w:before="120" w:after="120"/>
+        <w:rPr>
+          <w:color w:val="000000"/>
+        </w:rPr>
+      </w:pPr>
+      <w:r>
+        <w:rPr>
+          <w:color w:val="000000"/>
+        </w:rPr>
+        <w:t>8. Using resources without harming the future is ___.</w:t>
+      </w:r>
+    </w:p>
+    <w:p>
+      <w:pPr>
+        <w:spacing w:before="120" w:after="120"/>
+        <w:rPr>
+          <w:color w:val="000000"/>
+        </w:rPr>
+      </w:pPr>
+      <w:r>
+        <w:rPr>
+          <w:color w:val="000000"/>
+        </w:rPr>
+        <w:t>9. A substance that causes pollution is a ___.</w:t>
+      </w:r>
+    </w:p>
+    <w:p>
+      <w:pPr>
+        <w:spacing w:before="120" w:after="120"/>
+        <w:rPr>
+          <w:color w:val="000000"/>
+        </w:rPr>
+      </w:pPr>
+      <w:r>
+        <w:rPr>
+          <w:color w:val="000000"/>
+        </w:rPr>
+        <w:t>10. Protecting nature is called ___.</w:t>
+      </w:r>
+    </w:p>
+    <w:p>
+      <w:pPr>
+        <w:keepNext/>
+        <w:spacing w:before="240" w:after="80"/>
+        <w:rPr>
+          <w:b/>
+          <w:color w:val="000000"/>
+        </w:rPr>
+      </w:pPr>
+      <w:r>
+        <w:rPr>
+          <w:b/>
+          <w:color w:val="000000"/>
+        </w:rPr>
+        <w:t>PHẦN 2. COLLOCATIONS MÔI TRƯỜNG (10 điểm)</w:t>
+      </w:r>
+    </w:p>
+    <w:p>
+      <w:pPr>
+        <w:spacing w:before="80" w:after="120"/>
+        <w:rPr>
+          <w:color w:val="000000"/>
+        </w:rPr>
+      </w:pPr>
+      <w:r>
+        <w:rPr>
+          <w:color w:val="000000"/>
+        </w:rPr>
+        <w:t>1. ___ emissions A reduce B fall them C lower down D prevent from</w:t>
+      </w:r>
+    </w:p>
+    <w:p>
+      <w:pPr>
+        <w:spacing w:before="120" w:after="120"/>
+        <w:rPr>
+          <w:color w:val="000000"/>
+        </w:rPr>
+      </w:pPr>
+      <w:r>
+        <w:rPr>
+          <w:color w:val="000000"/>
+        </w:rPr>
+        <w:t>2. ___ natural resources A conserve B save up them C preserve from D store</w:t>
+      </w:r>
+    </w:p>
+    <w:p>
+      <w:pPr>
+        <w:spacing w:before="120" w:after="120"/>
+        <w:rPr>
+          <w:color w:val="000000"/>
+        </w:rPr>
+      </w:pPr>
+      <w:r>
+        <w:rPr>
+          <w:color w:val="000000"/>
+        </w:rPr>
+        <w:t>3. ___ a threat to wildlife A pose B make C do D raise</w:t>
+      </w:r>
+    </w:p>
+    <w:p>
+      <w:pPr>
+        <w:spacing w:before="120" w:after="120"/>
+        <w:rPr>
+          <w:color w:val="000000"/>
+        </w:rPr>
+      </w:pPr>
+      <w:r>
+        <w:rPr>
+          <w:color w:val="000000"/>
+        </w:rPr>
+        <w:t>4. ___ waste safely A dispose of B throw of C dispose D remove from it</w:t>
+      </w:r>
+    </w:p>
+    <w:p>
+      <w:pPr>
+        <w:spacing w:before="120" w:after="120"/>
+        <w:rPr>
+          <w:color w:val="000000"/>
+        </w:rPr>
+      </w:pPr>
+      <w:r>
+        <w:rPr>
+          <w:color w:val="000000"/>
+        </w:rPr>
+        <w:t>5. ___ awareness A raise B rise C grow it D lift</w:t>
+      </w:r>
+    </w:p>
+    <w:p>
+      <w:pPr>
+        <w:spacing w:before="120" w:after="120"/>
+        <w:rPr>
+          <w:color w:val="000000"/>
+        </w:rPr>
+      </w:pPr>
+      <w:r>
+        <w:rPr>
+          <w:color w:val="000000"/>
+        </w:rPr>
+        <w:t>6. ___ renewable energy A generate B invent C do D take</w:t>
+      </w:r>
+    </w:p>
+    <w:p>
+      <w:pPr>
+        <w:spacing w:before="120" w:after="120"/>
+        <w:rPr>
+          <w:color w:val="000000"/>
+        </w:rPr>
+      </w:pPr>
+      <w:r>
+        <w:rPr>
+          <w:color w:val="000000"/>
+        </w:rPr>
+        <w:t>7. ___ from pollution A suffer B hurt C damage D receive</w:t>
+      </w:r>
+    </w:p>
+    <w:p>
+      <w:pPr>
+        <w:spacing w:before="120" w:after="120"/>
+        <w:rPr>
+          <w:color w:val="000000"/>
+        </w:rPr>
+      </w:pPr>
+      <w:r>
+        <w:rPr>
+          <w:color w:val="000000"/>
+        </w:rPr>
+        <w:t>8. ___ a harmful impact A have B make C take D give</w:t>
+      </w:r>
+    </w:p>
+    <w:p>
+      <w:pPr>
+        <w:spacing w:before="120" w:after="120"/>
+        <w:rPr>
+          <w:color w:val="000000"/>
+        </w:rPr>
+      </w:pPr>
+      <w:r>
+        <w:rPr>
+          <w:color w:val="000000"/>
+        </w:rPr>
+        <w:t>9. ___ climate change A tackle B solve out C win D recover</w:t>
+      </w:r>
+    </w:p>
+    <w:p>
+      <w:pPr>
+        <w:spacing w:before="120" w:after="120"/>
+        <w:rPr>
+          <w:color w:val="000000"/>
+        </w:rPr>
+      </w:pPr>
+      <w:r>
+        <w:rPr>
+          <w:color w:val="000000"/>
+        </w:rPr>
+        <w:t>10. ___ water and electricity A conserve B pollute C release D wastefully</w:t>
+      </w:r>
+    </w:p>
+    <w:p>
+      <w:pPr>
+        <w:keepNext/>
+        <w:spacing w:before="240" w:after="80"/>
+        <w:rPr>
+          <w:b/>
+          <w:color w:val="000000"/>
+        </w:rPr>
+      </w:pPr>
+      <w:r>
+        <w:rPr>
+          <w:b/>
+          <w:color w:val="000000"/>
+        </w:rPr>
+        <w:t>PHẦN 3. TỪ VỰNG CÔNG NGHỆ (10 điểm)</w:t>
+      </w:r>
+    </w:p>
+    <w:p>
+      <w:pPr>
+        <w:spacing w:before="80" w:after="120"/>
+        <w:rPr>
+          <w:color w:val="000000"/>
+        </w:rPr>
+      </w:pPr>
+      <w:r>
+        <w:rPr>
+          <w:color w:val="000000"/>
+        </w:rPr>
+        <w:t>1. Programs used by a computer are ___.</w:t>
+      </w:r>
+    </w:p>
+    <w:p>
+      <w:pPr>
+        <w:spacing w:before="120" w:after="120"/>
+        <w:rPr>
+          <w:color w:val="000000"/>
+        </w:rPr>
+      </w:pPr>
+      <w:r>
+        <w:rPr>
+          <w:color w:val="000000"/>
+        </w:rPr>
+        <w:t>2. Physical computer parts are ___.</w:t>
+      </w:r>
+    </w:p>
+    <w:p>
+      <w:pPr>
+        <w:spacing w:before="120" w:after="120"/>
+        <w:rPr>
+          <w:color w:val="000000"/>
+        </w:rPr>
+      </w:pPr>
+      <w:r>
+        <w:rPr>
+          <w:color w:val="000000"/>
+        </w:rPr>
+        <w:t>3. Protection against online attacks is ___.</w:t>
+      </w:r>
+    </w:p>
+    <w:p>
+      <w:pPr>
+        <w:spacing w:before="120" w:after="120"/>
+        <w:rPr>
+          <w:color w:val="000000"/>
+        </w:rPr>
+      </w:pPr>
+      <w:r>
+        <w:rPr>
+          <w:color w:val="000000"/>
+        </w:rPr>
+        <w:t>4. The ability to use digital information is digital ___.</w:t>
+      </w:r>
+    </w:p>
+    <w:p>
+      <w:pPr>
+        <w:spacing w:before="120" w:after="120"/>
+        <w:rPr>
+          <w:color w:val="000000"/>
+        </w:rPr>
+      </w:pPr>
+      <w:r>
+        <w:rPr>
+          <w:color w:val="000000"/>
+        </w:rPr>
+        <w:t>5. A secret word for account access is a ___.</w:t>
+      </w:r>
+    </w:p>
+    <w:p>
+      <w:pPr>
+        <w:spacing w:before="120" w:after="120"/>
+        <w:rPr>
+          <w:color w:val="000000"/>
+        </w:rPr>
+      </w:pPr>
+      <w:r>
+        <w:rPr>
+          <w:color w:val="000000"/>
+        </w:rPr>
+        <w:t>6. Saving a copy of data means to ___ it up.</w:t>
+      </w:r>
+    </w:p>
+    <w:p>
+      <w:pPr>
+        <w:spacing w:before="120" w:after="120"/>
+        <w:rPr>
+          <w:color w:val="000000"/>
+        </w:rPr>
+      </w:pPr>
+      <w:r>
+        <w:rPr>
+          <w:color w:val="000000"/>
+        </w:rPr>
+        <w:lastRenderedPageBreak/>
+        <w:t>7. False information spread unintentionally is ___.</w:t>
+      </w:r>
+    </w:p>
+    <w:p>
+      <w:pPr>
+        <w:spacing w:before="120" w:after="120"/>
+        <w:rPr>
+          <w:color w:val="000000"/>
+        </w:rPr>
+      </w:pPr>
+      <w:r>
+        <w:rPr>
+          <w:color w:val="000000"/>
+        </w:rPr>
+        <w:t>8. Automatic performance of tasks by machines is ___.</w:t>
+      </w:r>
+    </w:p>
+    <w:p>
+      <w:pPr>
+        <w:spacing w:before="120" w:after="120"/>
+        <w:rPr>
+          <w:color w:val="000000"/>
+        </w:rPr>
+      </w:pPr>
+      <w:r>
+        <w:rPr>
+          <w:color w:val="000000"/>
+        </w:rPr>
+        <w:t>9. A set of instructions used by a computer is an ___.</w:t>
+      </w:r>
+    </w:p>
+    <w:p>
+      <w:pPr>
+        <w:spacing w:before="120" w:after="120"/>
+        <w:rPr>
+          <w:color w:val="000000"/>
+        </w:rPr>
+      </w:pPr>
+      <w:r>
+        <w:rPr>
+          <w:color w:val="000000"/>
+        </w:rPr>
+        <w:t>10. Unequal technology access is the digital ___.</w:t>
+      </w:r>
+    </w:p>
+    <w:p>
+      <w:pPr>
+        <w:keepNext/>
+        <w:spacing w:before="240" w:after="80"/>
+        <w:rPr>
+          <w:b/>
+          <w:color w:val="000000"/>
+        </w:rPr>
+      </w:pPr>
+      <w:r>
+        <w:rPr>
+          <w:b/>
+          <w:color w:val="000000"/>
+        </w:rPr>
+        <w:t>PHẦN 4. TỪ VỰNG SỨC KHỎE (10 điểm)</w:t>
+      </w:r>
+    </w:p>
+    <w:p>
+      <w:pPr>
+        <w:spacing w:before="80" w:after="120"/>
+        <w:rPr>
+          <w:color w:val="000000"/>
+        </w:rPr>
+      </w:pPr>
+      <w:r>
+        <w:rPr>
+          <w:color w:val="000000"/>
+        </w:rPr>
+        <w:t>1. A sign of illness is a ___.</w:t>
+      </w:r>
+    </w:p>
+    <w:p>
+      <w:pPr>
+        <w:spacing w:before="120" w:after="120"/>
+        <w:rPr>
+          <w:color w:val="000000"/>
+        </w:rPr>
+      </w:pPr>
+      <w:r>
+        <w:rPr>
+          <w:color w:val="000000"/>
+        </w:rPr>
+        <w:t>2. Identifying a disease is a ___.</w:t>
+      </w:r>
+    </w:p>
+    <w:p>
+      <w:pPr>
+        <w:spacing w:before="120" w:after="120"/>
+        <w:rPr>
+          <w:color w:val="000000"/>
+        </w:rPr>
+      </w:pPr>
+      <w:r>
+        <w:rPr>
+          <w:color w:val="000000"/>
+        </w:rPr>
+        <w:t>3. Medical care given to improve a condition is ___.</w:t>
+      </w:r>
+    </w:p>
+    <w:p>
+      <w:pPr>
+        <w:spacing w:before="120" w:after="120"/>
+        <w:rPr>
+          <w:color w:val="000000"/>
+        </w:rPr>
+      </w:pPr>
+      <w:r>
+        <w:rPr>
+          <w:color w:val="000000"/>
+        </w:rPr>
+        <w:t>4. Returning to health is ___.</w:t>
+      </w:r>
+    </w:p>
+    <w:p>
+      <w:pPr>
+        <w:spacing w:before="120" w:after="120"/>
+        <w:rPr>
+          <w:color w:val="000000"/>
+        </w:rPr>
+      </w:pPr>
+      <w:r>
+        <w:rPr>
+          <w:color w:val="000000"/>
+        </w:rPr>
+        <w:t>5. Food that provides useful substances is ___.</w:t>
+      </w:r>
+    </w:p>
+    <w:p>
+      <w:pPr>
+        <w:spacing w:before="120" w:after="120"/>
+        <w:rPr>
+          <w:color w:val="000000"/>
+        </w:rPr>
+      </w:pPr>
+      <w:r>
+        <w:rPr>
+          <w:color w:val="000000"/>
+        </w:rPr>
+        <w:t>6. A diet containing suitable food groups is ___.</w:t>
+      </w:r>
+    </w:p>
+    <w:p>
+      <w:pPr>
+        <w:spacing w:before="120" w:after="120"/>
+        <w:rPr>
+          <w:color w:val="000000"/>
+        </w:rPr>
+      </w:pPr>
+      <w:r>
+        <w:rPr>
+          <w:color w:val="000000"/>
+        </w:rPr>
+        <w:t>7. The state of feeling mentally and emotionally well is ___.</w:t>
+      </w:r>
+    </w:p>
+    <w:p>
+      <w:pPr>
+        <w:spacing w:before="120" w:after="120"/>
+        <w:rPr>
+          <w:color w:val="000000"/>
+        </w:rPr>
+      </w:pPr>
+      <w:r>
+        <w:rPr>
+          <w:color w:val="000000"/>
+        </w:rPr>
+        <w:t>8. An examination before problems appear is a medical ___.</w:t>
+      </w:r>
+    </w:p>
+    <w:p>
+      <w:pPr>
+        <w:spacing w:before="120" w:after="120"/>
+        <w:rPr>
+          <w:color w:val="000000"/>
+        </w:rPr>
+      </w:pPr>
+      <w:r>
+        <w:rPr>
+          <w:color w:val="000000"/>
+        </w:rPr>
+        <w:t>9. Actions that stop disease are called ___.</w:t>
+      </w:r>
+    </w:p>
+    <w:p>
+      <w:pPr>
+        <w:spacing w:before="120" w:after="120"/>
+        <w:rPr>
+          <w:color w:val="000000"/>
+        </w:rPr>
+      </w:pPr>
+      <w:r>
+        <w:rPr>
+          <w:color w:val="000000"/>
+        </w:rPr>
+        <w:t>10. A drug taken for illness is ___.</w:t>
+      </w:r>
+    </w:p>
+    <w:p>
+      <w:pPr>
+        <w:keepNext/>
+        <w:spacing w:before="240" w:after="80"/>
+        <w:rPr>
+          <w:b/>
+          <w:color w:val="000000"/>
+        </w:rPr>
+      </w:pPr>
+      <w:r>
+        <w:rPr>
+          <w:b/>
+          <w:color w:val="000000"/>
+        </w:rPr>
+        <w:t>PHẦN 5. CÁC CẶP DỄ NHẦM (10 điểm)</w:t>
+      </w:r>
+    </w:p>
+    <w:p>
+      <w:pPr>
+        <w:spacing w:before="80" w:after="120"/>
+        <w:rPr>
+          <w:color w:val="000000"/>
+        </w:rPr>
+      </w:pPr>
+      <w:r>
+        <w:rPr>
+          <w:color w:val="000000"/>
+        </w:rPr>
+        <w:t>1. Today's climate / weather is rainy.</w:t>
+      </w:r>
+    </w:p>
+    <w:p>
+      <w:pPr>
+        <w:spacing w:before="120" w:after="120"/>
+        <w:rPr>
+          <w:color w:val="000000"/>
+        </w:rPr>
+      </w:pPr>
+      <w:r>
+        <w:rPr>
+          <w:color w:val="000000"/>
+        </w:rPr>
+        <w:t>2. Global climate / weather patterns are changing.</w:t>
+      </w:r>
+    </w:p>
+    <w:p>
+      <w:pPr>
+        <w:spacing w:before="120" w:after="120"/>
+        <w:rPr>
+          <w:color w:val="000000"/>
+        </w:rPr>
+      </w:pPr>
+      <w:r>
+        <w:rPr>
+          <w:color w:val="000000"/>
+        </w:rPr>
+        <w:t>3. Edison invented / discovered a practical electric light bulb.</w:t>
+      </w:r>
+    </w:p>
+    <w:p>
+      <w:pPr>
+        <w:spacing w:before="120" w:after="120"/>
+        <w:rPr>
+          <w:color w:val="000000"/>
+        </w:rPr>
+      </w:pPr>
+      <w:r>
+        <w:rPr>
+          <w:color w:val="000000"/>
+        </w:rPr>
+        <w:t>4. Scientists discovered / invented a previously unknown species.</w:t>
+      </w:r>
+    </w:p>
+    <w:p>
+      <w:pPr>
+        <w:spacing w:before="120" w:after="120"/>
+        <w:rPr>
+          <w:color w:val="000000"/>
+        </w:rPr>
+      </w:pPr>
+      <w:r>
+        <w:rPr>
+          <w:color w:val="000000"/>
+        </w:rPr>
+        <w:t>5. This electric / electronic kettle heats water.</w:t>
+      </w:r>
+    </w:p>
+    <w:p>
+      <w:pPr>
+        <w:spacing w:before="120" w:after="120"/>
+        <w:rPr>
+          <w:color w:val="000000"/>
+        </w:rPr>
+      </w:pPr>
+      <w:r>
+        <w:rPr>
+          <w:color w:val="000000"/>
+        </w:rPr>
+        <w:t>6. Smartphones are electronic / electrical devices.</w:t>
+      </w:r>
+    </w:p>
+    <w:p>
+      <w:pPr>
+        <w:spacing w:before="120" w:after="120"/>
+        <w:rPr>
+          <w:color w:val="000000"/>
+        </w:rPr>
+      </w:pPr>
+      <w:r>
+        <w:rPr>
+          <w:color w:val="000000"/>
+        </w:rPr>
+        <w:t>7. The surgeon used a new technology / technique.</w:t>
+      </w:r>
+    </w:p>
+    <w:p>
+      <w:pPr>
+        <w:spacing w:before="120" w:after="120"/>
+        <w:rPr>
+          <w:color w:val="000000"/>
+        </w:rPr>
+      </w:pPr>
+      <w:r>
+        <w:rPr>
+          <w:color w:val="000000"/>
+        </w:rPr>
+        <w:t>8. AI is a rapidly developing technology / technique field.</w:t>
+      </w:r>
+    </w:p>
+    <w:p>
+      <w:pPr>
+        <w:spacing w:before="120" w:after="120"/>
+        <w:rPr>
+          <w:color w:val="000000"/>
+        </w:rPr>
+      </w:pPr>
+      <w:r>
+        <w:rPr>
+          <w:color w:val="000000"/>
+        </w:rPr>
+        <w:t>9. Exercise helps prevent / protect heart disease.</w:t>
+      </w:r>
+    </w:p>
+    <w:p>
+      <w:pPr>
+        <w:spacing w:before="120" w:after="120"/>
+        <w:rPr>
+          <w:color w:val="000000"/>
+        </w:rPr>
+      </w:pPr>
+      <w:r>
+        <w:rPr>
+          <w:color w:val="000000"/>
+        </w:rPr>
+        <w:t>10. Sunscreen protects skin from / prevents from sunlight.</w:t>
+      </w:r>
+    </w:p>
+    <w:p>
+      <w:pPr>
+        <w:keepNext/>
+        <w:spacing w:before="240" w:after="80"/>
+        <w:rPr>
+          <w:b/>
+          <w:color w:val="000000"/>
+        </w:rPr>
+      </w:pPr>
+      <w:r>
+        <w:rPr>
+          <w:b/>
+          <w:color w:val="000000"/>
+        </w:rPr>
+        <w:t>PHẦN 6. WORD FORMATION (10 điểm)</w:t>
+      </w:r>
+    </w:p>
+    <w:p>
+      <w:pPr>
+        <w:spacing w:before="80" w:after="120"/>
+        <w:rPr>
+          <w:color w:val="000000"/>
+        </w:rPr>
+      </w:pPr>
+      <w:r>
+        <w:rPr>
+          <w:color w:val="000000"/>
+        </w:rPr>
+        <w:t>1. Air ___ affects millions of people. (POLLUTE)</w:t>
+      </w:r>
+    </w:p>
+    <w:p>
+      <w:pPr>
+        <w:spacing w:before="120" w:after="120"/>
+        <w:rPr>
+          <w:color w:val="000000"/>
+        </w:rPr>
+      </w:pPr>
+      <w:r>
+        <w:rPr>
+          <w:color w:val="000000"/>
+        </w:rPr>
+        <w:t>2. The city promotes ___ transport. (SUSTAIN)</w:t>
+      </w:r>
+    </w:p>
+    <w:p>
+      <w:pPr>
+        <w:spacing w:before="120" w:after="120"/>
+        <w:rPr>
+          <w:color w:val="000000"/>
+        </w:rPr>
+      </w:pPr>
+      <w:r>
+        <w:rPr>
+          <w:color w:val="000000"/>
+        </w:rPr>
+        <w:t>3. Wildlife ___ requires public support. (CONSERVE)</w:t>
+      </w:r>
+    </w:p>
+    <w:p>
+      <w:pPr>
+        <w:spacing w:before="120" w:after="120"/>
+        <w:rPr>
+          <w:color w:val="000000"/>
+        </w:rPr>
+      </w:pPr>
+      <w:r>
+        <w:rPr>
+          <w:color w:val="000000"/>
+        </w:rPr>
+        <w:t>4. The company introduced an ___ system. (INNOVATE)</w:t>
+      </w:r>
+    </w:p>
+    <w:p>
+      <w:pPr>
+        <w:spacing w:before="120" w:after="120"/>
+        <w:rPr>
+          <w:color w:val="000000"/>
+        </w:rPr>
+      </w:pPr>
+      <w:r>
+        <w:rPr>
+          <w:color w:val="000000"/>
+        </w:rPr>
+        <w:t>5. Always store passwords ___. (SECURE)</w:t>
+      </w:r>
+    </w:p>
+    <w:p>
+      <w:pPr>
+        <w:spacing w:before="120" w:after="120"/>
+        <w:rPr>
+          <w:color w:val="000000"/>
+        </w:rPr>
+      </w:pPr>
+      <w:r>
+        <w:rPr>
+          <w:color w:val="000000"/>
+        </w:rPr>
+        <w:lastRenderedPageBreak/>
+        <w:t>6. The website is generally ___. (RELY)</w:t>
+      </w:r>
+    </w:p>
+    <w:p>
+      <w:pPr>
+        <w:spacing w:before="120" w:after="120"/>
+        <w:rPr>
+          <w:color w:val="000000"/>
+        </w:rPr>
+      </w:pPr>
+      <w:r>
+        <w:rPr>
+          <w:color w:val="000000"/>
+        </w:rPr>
+        <w:t>7. Vaccination is an important ___ measure. (PREVENT)</w:t>
+      </w:r>
+    </w:p>
+    <w:p>
+      <w:pPr>
+        <w:spacing w:before="120" w:after="120"/>
+        <w:rPr>
+          <w:color w:val="000000"/>
+        </w:rPr>
+      </w:pPr>
+      <w:r>
+        <w:rPr>
+          <w:color w:val="000000"/>
+        </w:rPr>
+        <w:t>8. Children need ___ meals. (NUTRITION)</w:t>
+      </w:r>
+    </w:p>
+    <w:p>
+      <w:pPr>
+        <w:spacing w:before="120" w:after="120"/>
+        <w:rPr>
+          <w:color w:val="000000"/>
+        </w:rPr>
+      </w:pPr>
+      <w:r>
+        <w:rPr>
+          <w:color w:val="000000"/>
+        </w:rPr>
+        <w:t>9. The app improved data ___. (PRIVATE)</w:t>
+      </w:r>
+    </w:p>
+    <w:p>
+      <w:pPr>
+        <w:spacing w:before="120" w:after="120"/>
+        <w:rPr>
+          <w:color w:val="000000"/>
+        </w:rPr>
+      </w:pPr>
+      <w:r>
+        <w:rPr>
+          <w:color w:val="000000"/>
+        </w:rPr>
+        <w:t>10. Regular exercise is highly ___. (BENEFIT)</w:t>
+      </w:r>
+    </w:p>
+    <w:p>
+      <w:pPr>
+        <w:keepNext/>
+        <w:spacing w:before="240" w:after="80"/>
+        <w:rPr>
+          <w:b/>
+          <w:color w:val="000000"/>
+        </w:rPr>
+      </w:pPr>
+      <w:r>
+        <w:rPr>
+          <w:b/>
+          <w:color w:val="000000"/>
+        </w:rPr>
+        <w:t>PHẦN 7. SỬA LỖI SAI (10 điểm)</w:t>
+      </w:r>
+    </w:p>
+    <w:p>
+      <w:pPr>
+        <w:spacing w:before="80" w:after="120"/>
+        <w:rPr>
+          <w:color w:val="000000"/>
+        </w:rPr>
+      </w:pPr>
+      <w:r>
+        <w:rPr>
+          <w:color w:val="000000"/>
+        </w:rPr>
+        <w:t>1. Factories make serious air pollution.</w:t>
+      </w:r>
+    </w:p>
+    <w:p>
+      <w:pPr>
+        <w:spacing w:before="120" w:after="120"/>
+        <w:rPr>
+          <w:color w:val="000000"/>
+        </w:rPr>
+      </w:pPr>
+      <w:r>
+        <w:rPr>
+          <w:color w:val="000000"/>
+        </w:rPr>
+        <w:t>2. Solar power is a renewable energies.</w:t>
+      </w:r>
+    </w:p>
+    <w:p>
+      <w:pPr>
+        <w:spacing w:before="120" w:after="120"/>
+        <w:rPr>
+          <w:color w:val="000000"/>
+        </w:rPr>
+      </w:pPr>
+      <w:r>
+        <w:rPr>
+          <w:color w:val="000000"/>
+        </w:rPr>
+        <w:t>3. Students can access to the database.</w:t>
+      </w:r>
+    </w:p>
+    <w:p>
+      <w:pPr>
+        <w:spacing w:before="120" w:after="120"/>
+        <w:rPr>
+          <w:color w:val="000000"/>
+        </w:rPr>
+      </w:pPr>
+      <w:r>
+        <w:rPr>
+          <w:color w:val="000000"/>
+        </w:rPr>
+        <w:t>4. Please backup your files safely.</w:t>
+      </w:r>
+    </w:p>
+    <w:p>
+      <w:pPr>
+        <w:spacing w:before="120" w:after="120"/>
+        <w:rPr>
+          <w:color w:val="000000"/>
+        </w:rPr>
+      </w:pPr>
+      <w:r>
+        <w:rPr>
+          <w:color w:val="000000"/>
+        </w:rPr>
+        <w:t>5. This source is popularity but unreliable.</w:t>
+      </w:r>
+    </w:p>
+    <w:p>
+      <w:pPr>
+        <w:spacing w:before="120" w:after="120"/>
+        <w:rPr>
+          <w:color w:val="000000"/>
+        </w:rPr>
+      </w:pPr>
+      <w:r>
+        <w:rPr>
+          <w:color w:val="000000"/>
+        </w:rPr>
+        <w:t>6. He received a diagnosis treatment yesterday.</w:t>
+      </w:r>
+    </w:p>
+    <w:p>
+      <w:pPr>
+        <w:spacing w:before="120" w:after="120"/>
+        <w:rPr>
+          <w:color w:val="000000"/>
+        </w:rPr>
+      </w:pPr>
+      <w:r>
+        <w:rPr>
+          <w:color w:val="000000"/>
+        </w:rPr>
+        <w:t>7. The program prevents people to share passwords.</w:t>
+      </w:r>
+    </w:p>
+    <w:p>
+      <w:pPr>
+        <w:spacing w:before="120" w:after="120"/>
+        <w:rPr>
+          <w:color w:val="000000"/>
+        </w:rPr>
+      </w:pPr>
+      <w:r>
+        <w:rPr>
+          <w:color w:val="000000"/>
+        </w:rPr>
+        <w:t>8. She is suffering a cold.</w:t>
+      </w:r>
+    </w:p>
+    <w:p>
+      <w:pPr>
+        <w:spacing w:before="120" w:after="120"/>
+        <w:rPr>
+          <w:color w:val="000000"/>
+        </w:rPr>
+      </w:pPr>
+      <w:r>
+        <w:rPr>
+          <w:color w:val="000000"/>
+        </w:rPr>
+        <w:t>9. A balanced meal should be nutrition.</w:t>
+      </w:r>
+    </w:p>
+    <w:p>
+      <w:pPr>
+        <w:spacing w:before="120" w:after="120"/>
+        <w:rPr>
+          <w:color w:val="000000"/>
+        </w:rPr>
+      </w:pPr>
+      <w:r>
+        <w:rPr>
+          <w:color w:val="000000"/>
+        </w:rPr>
+        <w:t>10. Exercise reduces the risk to heart disease.</w:t>
+      </w:r>
+    </w:p>
+    <w:p>
+      <w:pPr>
+        <w:keepNext/>
+        <w:spacing w:before="240" w:after="80"/>
+        <w:rPr>
+          <w:b/>
+          <w:color w:val="000000"/>
+        </w:rPr>
+      </w:pPr>
+      <w:r>
+        <w:rPr>
+          <w:b/>
+          <w:color w:val="000000"/>
+        </w:rPr>
+        <w:t>PHẦN 8. HOÀN THÀNH TỜ RƠI (10 điểm)</w:t>
+      </w:r>
+    </w:p>
+    <w:p>
+      <w:pPr>
+        <w:rPr>
+          <w:color w:val="000000"/>
+        </w:rPr>
+      </w:pPr>
+      <w:r>
+        <w:rPr>
+          <w:color w:val="000000"/>
+        </w:rPr>
+        <w:t>HEALTHY DIGITAL LIFE</w:t>
+      </w:r>
+    </w:p>
+    <w:p>
+      <w:pPr>
+        <w:rPr>
+          <w:color w:val="000000"/>
+        </w:rPr>
+      </w:pPr>
+      <w:r>
+        <w:rPr>
+          <w:color w:val="000000"/>
+        </w:rPr>
+        <w:t>Technology provides convenient (1) ___ to information, but excessive screen time may affect physical and mental (2) ___. Protect your personal data by using strong (3) ___ and updating software regularly. Always check whether an online source is (4) ___ before sharing information. To maintain a healthy lifestyle, take regular breaks, stay physically (5) ___ and get enough (6) ___. A balanced diet containing (7) ___ food also supports concentration. If you experience unusual (8) ___, seek professional medical (9) ___. Small preventive actions can significantly reduce health and online security (10) ___.</w:t>
+      </w:r>
+    </w:p>
+    <w:p>
+      <w:pPr>
+        <w:keepNext/>
+        <w:spacing w:before="240" w:after="80"/>
+        <w:rPr>
+          <w:b/>
+          <w:color w:val="000000"/>
+        </w:rPr>
+      </w:pPr>
+      <w:r>
+        <w:rPr>
+          <w:b/>
+          <w:color w:val="000000"/>
+        </w:rPr>
+        <w:t>PHẦN 9. ĐỌC HIỂU (10 điểm)</w:t>
+      </w:r>
+    </w:p>
+    <w:p>
+      <w:pPr>
+        <w:rPr>
+          <w:color w:val="000000"/>
+        </w:rPr>
+      </w:pPr>
+      <w:r>
+        <w:rPr>
+          <w:color w:val="000000"/>
+        </w:rPr>
+        <w:t>A coastal town has introduced a smart waste-management project. Sensors in public bins send data when containers are nearly full, allowing collection vehicles to choose more efficient routes. As a result, fuel use and carbon emissions have fallen. The town also provides residents with an app that explains how to sort recyclable materials. Although the system requires reliable technology and strong data security, it has reduced overflowing waste and raised environmental awareness. Local health officials support the project because cleaner streets may prevent the spread of disease and improve community well-being.</w:t>
+      </w:r>
+    </w:p>
+    <w:p>
+      <w:pPr>
+        <w:spacing w:before="80" w:after="120"/>
+        <w:rPr>
+          <w:color w:val="000000"/>
+        </w:rPr>
+      </w:pPr>
+      <w:r>
+        <w:rPr>
+          <w:color w:val="000000"/>
+        </w:rPr>
+        <w:t>1. What do the sensors do? 2. Why can vehicles choose efficient routes? 3. What has happened to emissions? 4. What does the app explain? 5. Why do health officials support the project?</w:t>
+      </w:r>
+    </w:p>
+    <w:p>
+      <w:pPr>
+        <w:spacing w:before="120" w:after="120"/>
+        <w:rPr>
+          <w:color w:val="000000"/>
+        </w:rPr>
+      </w:pPr>
+      <w:r>
+        <w:rPr>
+          <w:color w:val="000000"/>
+        </w:rPr>
+        <w:lastRenderedPageBreak/>
+        <w:t>6. What does containers refer to? 7. Give a synonym for efficient. 8. Give the noun form of reliable. 9. Which word means stopping something before it happens? 10. What is the main idea?</w:t>
+      </w:r>
+    </w:p>
+    <w:p>
+      <w:pPr>
+        <w:keepNext/>
+        <w:spacing w:before="240" w:after="80"/>
+        <w:rPr>
+          <w:b/>
+          <w:color w:val="000000"/>
+        </w:rPr>
+      </w:pPr>
+      <w:r>
+        <w:rPr>
+          <w:b/>
+          <w:color w:val="000000"/>
+        </w:rPr>
+        <w:t>PHẦN 10. VIẾT (10 điểm)</w:t>
+      </w:r>
+    </w:p>
+    <w:p>
+      <w:pPr>
+        <w:rPr>
+          <w:color w:val="000000"/>
+        </w:rPr>
+      </w:pPr>
+      <w:r>
+        <w:rPr>
+          <w:color w:val="000000"/>
+        </w:rPr>
+        <w:t>Viết đoạn văn 100–120 từ đề xuất một giải pháp dùng công nghệ để cải thiện môi trường hoặc sức khỏe cộng đồng. Dùng ít nhất 12 từ/collocations thuộc bài học.</w:t>
+      </w:r>
+    </w:p>
+    <w:p>
+      <w:pPr>
+        <w:keepNext/>
+        <w:pageBreakBefore/>
+        <w:spacing w:before="240" w:after="80"/>
+        <w:rPr>
+          <w:b/>
+          <w:color w:val="000000"/>
+        </w:rPr>
+      </w:pPr>
+      <w:r>
+        <w:rPr>
+          <w:b/>
+          <w:color w:val="000000"/>
+        </w:rPr>
+        <w:lastRenderedPageBreak/>
+        <w:t>ĐÁP ÁN</w:t>
+      </w:r>
+    </w:p>
+    <w:p>
+      <w:pPr>
+        <w:keepNext/>
+        <w:spacing w:after="240"/>
+        <w:jc w:val="center"/>
+        <w:rPr>
+          <w:b/>
+          <w:color w:val="000000"/>
+          <w:sz w:val="30"/>
+        </w:rPr>
+      </w:pPr>
+      <w:r>
+        <w:rPr>
+          <w:b/>
+          <w:color w:val="000000"/>
+          <w:sz w:val="30"/>
+        </w:rPr>
+        <w:t>PHẦN 1</w:t>
+      </w:r>
+    </w:p>
+    <w:p>
+      <w:pPr>
+        <w:spacing w:after="160"/>
+        <w:rPr>
+          <w:color w:val="000000"/>
+        </w:rPr>
+      </w:pPr>
+      <w:r>
+        <w:rPr>
+          <w:color w:val="000000"/>
+        </w:rPr>
+        <w:t>1. change</w:t>
+      </w:r>
+    </w:p>
+    <w:p>
+      <w:pPr>
+        <w:spacing w:after="160"/>
+        <w:rPr>
+          <w:color w:val="000000"/>
+        </w:rPr>
+      </w:pPr>
+      <w:r>
+        <w:rPr>
+          <w:color w:val="000000"/>
+        </w:rPr>
+        <w:t>2. endangered</w:t>
+      </w:r>
+    </w:p>
+    <w:p>
+      <w:pPr>
+        <w:spacing w:after="160"/>
+        <w:rPr>
+          <w:color w:val="000000"/>
+        </w:rPr>
+      </w:pPr>
+      <w:r>
+        <w:rPr>
+          <w:color w:val="000000"/>
+        </w:rPr>
+        <w:t>3. renewable</w:t>
+      </w:r>
+    </w:p>
+    <w:p>
+      <w:pPr>
+        <w:spacing w:after="160"/>
+        <w:rPr>
+          <w:color w:val="000000"/>
+        </w:rPr>
+      </w:pPr>
+      <w:r>
+        <w:rPr>
+          <w:color w:val="000000"/>
+        </w:rPr>
+        <w:t>4. deforestation</w:t>
+      </w:r>
+    </w:p>
+    <w:p>
+      <w:pPr>
+        <w:spacing w:after="160"/>
+        <w:rPr>
+          <w:color w:val="000000"/>
+        </w:rPr>
+      </w:pPr>
+      <w:r>
+        <w:rPr>
+          <w:color w:val="000000"/>
+        </w:rPr>
+        <w:t>5. biodiversity</w:t>
+      </w:r>
+    </w:p>
+    <w:p>
+      <w:pPr>
+        <w:spacing w:after="160"/>
+        <w:rPr>
+          <w:color w:val="000000"/>
+        </w:rPr>
+      </w:pPr>
+      <w:r>
+        <w:rPr>
+          <w:color w:val="000000"/>
+        </w:rPr>
+        <w:t>6. habitat</w:t>
+      </w:r>
+    </w:p>
+    <w:p>
+      <w:pPr>
+        <w:spacing w:after="160"/>
+        <w:rPr>
+          <w:color w:val="000000"/>
+        </w:rPr>
+      </w:pPr>
+      <w:r>
+        <w:rPr>
+          <w:color w:val="000000"/>
+        </w:rPr>
+        <w:t>7. footprint</w:t>
+      </w:r>
+    </w:p>
+    <w:p>
+      <w:pPr>
+        <w:spacing w:after="160"/>
+        <w:rPr>
+          <w:color w:val="000000"/>
+        </w:rPr>
+      </w:pPr>
+      <w:r>
+        <w:rPr>
+          <w:color w:val="000000"/>
+        </w:rPr>
+        <w:t>8. sustainable</w:t>
+      </w:r>
+    </w:p>
+    <w:p>
+      <w:pPr>
+        <w:spacing w:after="160"/>
+        <w:rPr>
+          <w:color w:val="000000"/>
+        </w:rPr>
+      </w:pPr>
+      <w:r>
+        <w:rPr>
+          <w:color w:val="000000"/>
+        </w:rPr>
+        <w:t>9. pollutant</w:t>
+      </w:r>
+    </w:p>
+    <w:p>
+      <w:pPr>
+        <w:spacing w:after="160"/>
+        <w:rPr>
+          <w:color w:val="000000"/>
+        </w:rPr>
+      </w:pPr>
+      <w:r>
+        <w:rPr>
+          <w:color w:val="000000"/>
+        </w:rPr>
+        <w:t>10. conservation</w:t>
+      </w:r>
+    </w:p>
+    <w:p>
+      <w:pPr>
+        <w:keepNext/>
+        <w:spacing w:before="240" w:after="80"/>
+        <w:rPr>
+          <w:b/>
+          <w:color w:val="000000"/>
+        </w:rPr>
+      </w:pPr>
+      <w:r>
+        <w:rPr>
+          <w:b/>
+          <w:color w:val="000000"/>
+        </w:rPr>
+        <w:t>PHẦN 2</w:t>
+      </w:r>
+    </w:p>
+    <w:p>
+      <w:pPr>
+        <w:spacing w:after="160"/>
+        <w:rPr>
+          <w:color w:val="000000"/>
+        </w:rPr>
+      </w:pPr>
+      <w:r>
+        <w:rPr>
+          <w:color w:val="000000"/>
+        </w:rPr>
+        <w:t>1. A</w:t>
+      </w:r>
+    </w:p>
+    <w:p>
+      <w:pPr>
+        <w:spacing w:after="160"/>
+        <w:rPr>
+          <w:color w:val="000000"/>
+        </w:rPr>
+      </w:pPr>
+      <w:r>
+        <w:rPr>
+          <w:color w:val="000000"/>
+        </w:rPr>
+        <w:t>2. A</w:t>
+      </w:r>
+    </w:p>
+    <w:p>
+      <w:pPr>
+        <w:spacing w:after="160"/>
+        <w:rPr>
+          <w:color w:val="000000"/>
+        </w:rPr>
+      </w:pPr>
+      <w:r>
+        <w:rPr>
+          <w:color w:val="000000"/>
+        </w:rPr>
+        <w:t>3. A</w:t>
+      </w:r>
+    </w:p>
+    <w:p>
+      <w:pPr>
+        <w:spacing w:after="160"/>
+        <w:rPr>
+          <w:color w:val="000000"/>
+        </w:rPr>
+      </w:pPr>
+      <w:r>
+        <w:rPr>
+          <w:color w:val="000000"/>
+        </w:rPr>
+        <w:t>4. A</w:t>
+      </w:r>
+    </w:p>
+    <w:p>
+      <w:pPr>
+        <w:spacing w:after="160"/>
+        <w:rPr>
+          <w:color w:val="000000"/>
+        </w:rPr>
+      </w:pPr>
+      <w:r>
+        <w:rPr>
+          <w:color w:val="000000"/>
+        </w:rPr>
+        <w:t>5. A</w:t>
+      </w:r>
+    </w:p>
+    <w:p>
+      <w:pPr>
+        <w:spacing w:after="160"/>
+        <w:rPr>
+          <w:color w:val="000000"/>
+        </w:rPr>
+      </w:pPr>
+      <w:r>
+        <w:rPr>
+          <w:color w:val="000000"/>
+        </w:rPr>
+        <w:t>6. A</w:t>
+      </w:r>
+    </w:p>
+    <w:p>
+      <w:pPr>
+        <w:spacing w:after="160"/>
+        <w:rPr>
+          <w:color w:val="000000"/>
+        </w:rPr>
+      </w:pPr>
+      <w:r>
+        <w:rPr>
+          <w:color w:val="000000"/>
+        </w:rPr>
+        <w:t>7. A</w:t>
+      </w:r>
+    </w:p>
+    <w:p>
+      <w:pPr>
+        <w:spacing w:after="160"/>
+        <w:rPr>
+          <w:color w:val="000000"/>
+        </w:rPr>
+      </w:pPr>
+      <w:r>
+        <w:rPr>
+          <w:color w:val="000000"/>
+        </w:rPr>
+        <w:t>8. A</w:t>
+      </w:r>
+    </w:p>
+    <w:p>
+      <w:pPr>
+        <w:spacing w:after="160"/>
+        <w:rPr>
+          <w:color w:val="000000"/>
+        </w:rPr>
+      </w:pPr>
+      <w:r>
+        <w:rPr>
+          <w:color w:val="000000"/>
+        </w:rPr>
+        <w:t>9. A</w:t>
+      </w:r>
+    </w:p>
+    <w:p>
+      <w:pPr>
+        <w:spacing w:after="160"/>
+        <w:rPr>
+          <w:color w:val="000000"/>
+        </w:rPr>
+      </w:pPr>
+      <w:r>
+        <w:rPr>
+          <w:color w:val="000000"/>
+        </w:rPr>
+        <w:t>10. A</w:t>
+      </w:r>
+    </w:p>
+    <w:p>
+      <w:pPr>
+        <w:keepNext/>
+        <w:spacing w:before="240" w:after="80"/>
+        <w:rPr>
+          <w:b/>
+          <w:color w:val="000000"/>
+        </w:rPr>
+      </w:pPr>
+      <w:r>
+        <w:rPr>
+          <w:b/>
+          <w:color w:val="000000"/>
+        </w:rPr>
+        <w:t>PHẦN 3</w:t>
+      </w:r>
+    </w:p>
+    <w:p>
+      <w:pPr>
+        <w:spacing w:after="160"/>
+        <w:rPr>
+          <w:color w:val="000000"/>
+        </w:rPr>
+      </w:pPr>
+      <w:r>
+        <w:rPr>
+          <w:color w:val="000000"/>
+        </w:rPr>
+        <w:t>1. software</w:t>
+      </w:r>
+    </w:p>
+    <w:p>
+      <w:pPr>
+        <w:spacing w:after="160"/>
+        <w:rPr>
+          <w:color w:val="000000"/>
+        </w:rPr>
+      </w:pPr>
+      <w:r>
+        <w:rPr>
+          <w:color w:val="000000"/>
+        </w:rPr>
+        <w:t>2. hardware</w:t>
+      </w:r>
+    </w:p>
+    <w:p>
+      <w:pPr>
+        <w:spacing w:after="160"/>
+        <w:rPr>
+          <w:color w:val="000000"/>
+        </w:rPr>
+      </w:pPr>
+      <w:r>
+        <w:rPr>
+          <w:color w:val="000000"/>
+        </w:rPr>
+        <w:t>3. cybersecurity</w:t>
+      </w:r>
+    </w:p>
+    <w:p>
+      <w:pPr>
+        <w:spacing w:after="160"/>
+        <w:rPr>
+          <w:color w:val="000000"/>
+        </w:rPr>
+      </w:pPr>
+      <w:r>
+        <w:rPr>
+          <w:color w:val="000000"/>
+        </w:rPr>
+        <w:t>4. literacy</w:t>
+      </w:r>
+    </w:p>
+    <w:p>
+      <w:pPr>
+        <w:spacing w:after="160"/>
+        <w:rPr>
+          <w:color w:val="000000"/>
+        </w:rPr>
+      </w:pPr>
+      <w:r>
+        <w:rPr>
+          <w:color w:val="000000"/>
+        </w:rPr>
+        <w:t>5. password</w:t>
+      </w:r>
+    </w:p>
+    <w:p>
+      <w:pPr>
+        <w:spacing w:after="160"/>
+        <w:rPr>
+          <w:color w:val="000000"/>
+        </w:rPr>
+      </w:pPr>
+      <w:r>
+        <w:rPr>
+          <w:color w:val="000000"/>
+        </w:rPr>
+        <w:t>6. back</w:t>
+      </w:r>
+    </w:p>
+    <w:p>
+      <w:pPr>
+        <w:spacing w:after="160"/>
+        <w:rPr>
+          <w:color w:val="000000"/>
+        </w:rPr>
+      </w:pPr>
+      <w:r>
+        <w:rPr>
+          <w:color w:val="000000"/>
+        </w:rPr>
+        <w:lastRenderedPageBreak/>
+        <w:t>7. misinformation</w:t>
+      </w:r>
+    </w:p>
+    <w:p>
+      <w:pPr>
+        <w:spacing w:after="160"/>
+        <w:rPr>
+          <w:color w:val="000000"/>
+        </w:rPr>
+      </w:pPr>
+      <w:r>
+        <w:rPr>
+          <w:color w:val="000000"/>
+        </w:rPr>
+        <w:t>8. automation</w:t>
+      </w:r>
+    </w:p>
+    <w:p>
+      <w:pPr>
+        <w:spacing w:after="160"/>
+        <w:rPr>
+          <w:color w:val="000000"/>
+        </w:rPr>
+      </w:pPr>
+      <w:r>
+        <w:rPr>
+          <w:color w:val="000000"/>
+        </w:rPr>
+        <w:t>9. algorithm</w:t>
+      </w:r>
+    </w:p>
+    <w:p>
+      <w:pPr>
+        <w:spacing w:after="160"/>
+        <w:rPr>
+          <w:color w:val="000000"/>
+        </w:rPr>
+      </w:pPr>
+      <w:r>
+        <w:rPr>
+          <w:color w:val="000000"/>
+        </w:rPr>
+        <w:t>10. divide</w:t>
+      </w:r>
+    </w:p>
+    <w:p>
+      <w:pPr>
+        <w:keepNext/>
+        <w:spacing w:before="240" w:after="80"/>
+        <w:rPr>
+          <w:b/>
+          <w:color w:val="000000"/>
+        </w:rPr>
+      </w:pPr>
+      <w:r>
+        <w:rPr>
+          <w:b/>
+          <w:color w:val="000000"/>
+        </w:rPr>
+        <w:t>PHẦN 4</w:t>
+      </w:r>
+    </w:p>
+    <w:p>
+      <w:pPr>
+        <w:spacing w:after="160"/>
+        <w:rPr>
+          <w:color w:val="000000"/>
+        </w:rPr>
+      </w:pPr>
+      <w:r>
+        <w:rPr>
+          <w:color w:val="000000"/>
+        </w:rPr>
+        <w:t>1. symptom</w:t>
+      </w:r>
+    </w:p>
+    <w:p>
+      <w:pPr>
+        <w:spacing w:after="160"/>
+        <w:rPr>
+          <w:color w:val="000000"/>
+        </w:rPr>
+      </w:pPr>
+      <w:r>
+        <w:rPr>
+          <w:color w:val="000000"/>
+        </w:rPr>
+        <w:t>2. diagnosis</w:t>
+      </w:r>
+    </w:p>
+    <w:p>
+      <w:pPr>
+        <w:spacing w:after="160"/>
+        <w:rPr>
+          <w:color w:val="000000"/>
+        </w:rPr>
+      </w:pPr>
+      <w:r>
+        <w:rPr>
+          <w:color w:val="000000"/>
+        </w:rPr>
+        <w:t>3. treatment</w:t>
+      </w:r>
+    </w:p>
+    <w:p>
+      <w:pPr>
+        <w:spacing w:after="160"/>
+        <w:rPr>
+          <w:color w:val="000000"/>
+        </w:rPr>
+      </w:pPr>
+      <w:r>
+        <w:rPr>
+          <w:color w:val="000000"/>
+        </w:rPr>
+        <w:t>4. recovery</w:t>
+      </w:r>
+    </w:p>
+    <w:p>
+      <w:pPr>
+        <w:spacing w:after="160"/>
+        <w:rPr>
+          <w:color w:val="000000"/>
+        </w:rPr>
+      </w:pPr>
+      <w:r>
+        <w:rPr>
+          <w:color w:val="000000"/>
+        </w:rPr>
+        <w:t>5. nutritious</w:t>
+      </w:r>
+    </w:p>
+    <w:p>
+      <w:pPr>
+        <w:spacing w:after="160"/>
+        <w:rPr>
+          <w:color w:val="000000"/>
+        </w:rPr>
+      </w:pPr>
+      <w:r>
+        <w:rPr>
+          <w:color w:val="000000"/>
+        </w:rPr>
+        <w:t>6. balanced</w:t>
+      </w:r>
+    </w:p>
+    <w:p>
+      <w:pPr>
+        <w:spacing w:after="160"/>
+        <w:rPr>
+          <w:color w:val="000000"/>
+        </w:rPr>
+      </w:pPr>
+      <w:r>
+        <w:rPr>
+          <w:color w:val="000000"/>
+        </w:rPr>
+        <w:t>7. well-being</w:t>
+      </w:r>
+    </w:p>
+    <w:p>
+      <w:pPr>
+        <w:spacing w:after="160"/>
+        <w:rPr>
+          <w:color w:val="000000"/>
+        </w:rPr>
+      </w:pPr>
+      <w:r>
+        <w:rPr>
+          <w:color w:val="000000"/>
+        </w:rPr>
+        <w:t>8. check-up</w:t>
+      </w:r>
+    </w:p>
+    <w:p>
+      <w:pPr>
+        <w:spacing w:after="160"/>
+        <w:rPr>
+          <w:color w:val="000000"/>
+        </w:rPr>
+      </w:pPr>
+      <w:r>
+        <w:rPr>
+          <w:color w:val="000000"/>
+        </w:rPr>
+        <w:t>9. prevention</w:t>
+      </w:r>
+    </w:p>
+    <w:p>
+      <w:pPr>
+        <w:spacing w:after="160"/>
+        <w:rPr>
+          <w:color w:val="000000"/>
+        </w:rPr>
+      </w:pPr>
+      <w:r>
+        <w:rPr>
+          <w:color w:val="000000"/>
+        </w:rPr>
+        <w:t>10. medication/medicine</w:t>
+      </w:r>
+    </w:p>
+    <w:p>
+      <w:pPr>
+        <w:keepNext/>
+        <w:spacing w:before="240" w:after="80"/>
+        <w:rPr>
+          <w:b/>
+          <w:color w:val="000000"/>
+        </w:rPr>
+      </w:pPr>
+      <w:r>
+        <w:rPr>
+          <w:b/>
+          <w:color w:val="000000"/>
+        </w:rPr>
+        <w:t>PHẦN 5</w:t>
+      </w:r>
+    </w:p>
+    <w:p>
+      <w:pPr>
+        <w:spacing w:after="160"/>
+        <w:rPr>
+          <w:color w:val="000000"/>
+        </w:rPr>
+      </w:pPr>
+      <w:r>
+        <w:rPr>
+          <w:color w:val="000000"/>
+        </w:rPr>
+        <w:t>1. weather</w:t>
+      </w:r>
+    </w:p>
+    <w:p>
+      <w:pPr>
+        <w:spacing w:after="160"/>
+        <w:rPr>
+          <w:color w:val="000000"/>
+        </w:rPr>
+      </w:pPr>
+      <w:r>
+        <w:rPr>
+          <w:color w:val="000000"/>
+        </w:rPr>
+        <w:t>2. climate</w:t>
+      </w:r>
+    </w:p>
+    <w:p>
+      <w:pPr>
+        <w:spacing w:after="160"/>
+        <w:rPr>
+          <w:color w:val="000000"/>
+        </w:rPr>
+      </w:pPr>
+      <w:r>
+        <w:rPr>
+          <w:color w:val="000000"/>
+        </w:rPr>
+        <w:t>3. invented</w:t>
+      </w:r>
+    </w:p>
+    <w:p>
+      <w:pPr>
+        <w:spacing w:after="160"/>
+        <w:rPr>
+          <w:color w:val="000000"/>
+        </w:rPr>
+      </w:pPr>
+      <w:r>
+        <w:rPr>
+          <w:color w:val="000000"/>
+        </w:rPr>
+        <w:t>4. discovered</w:t>
+      </w:r>
+    </w:p>
+    <w:p>
+      <w:pPr>
+        <w:spacing w:after="160"/>
+        <w:rPr>
+          <w:color w:val="000000"/>
+        </w:rPr>
+      </w:pPr>
+      <w:r>
+        <w:rPr>
+          <w:color w:val="000000"/>
+        </w:rPr>
+        <w:t>5. electric</w:t>
+      </w:r>
+    </w:p>
+    <w:p>
+      <w:pPr>
+        <w:spacing w:after="160"/>
+        <w:rPr>
+          <w:color w:val="000000"/>
+        </w:rPr>
+      </w:pPr>
+      <w:r>
+        <w:rPr>
+          <w:color w:val="000000"/>
+        </w:rPr>
+        <w:t>6. electronic</w:t>
+      </w:r>
+    </w:p>
+    <w:p>
+      <w:pPr>
+        <w:spacing w:after="160"/>
+        <w:rPr>
+          <w:color w:val="000000"/>
+        </w:rPr>
+      </w:pPr>
+      <w:r>
+        <w:rPr>
+          <w:color w:val="000000"/>
+        </w:rPr>
+        <w:t>7. technique</w:t>
+      </w:r>
+    </w:p>
+    <w:p>
+      <w:pPr>
+        <w:spacing w:after="160"/>
+        <w:rPr>
+          <w:color w:val="000000"/>
+        </w:rPr>
+      </w:pPr>
+      <w:r>
+        <w:rPr>
+          <w:color w:val="000000"/>
+        </w:rPr>
+        <w:t>8. technology</w:t>
+      </w:r>
+    </w:p>
+    <w:p>
+      <w:pPr>
+        <w:spacing w:after="160"/>
+        <w:rPr>
+          <w:color w:val="000000"/>
+        </w:rPr>
+      </w:pPr>
+      <w:r>
+        <w:rPr>
+          <w:color w:val="000000"/>
+        </w:rPr>
+        <w:t>9. prevent</w:t>
+      </w:r>
+    </w:p>
+    <w:p>
+      <w:pPr>
+        <w:spacing w:after="160"/>
+        <w:rPr>
+          <w:color w:val="000000"/>
+        </w:rPr>
+      </w:pPr>
+      <w:r>
+        <w:rPr>
+          <w:color w:val="000000"/>
+        </w:rPr>
+        <w:t>10. protects...from</w:t>
+      </w:r>
+    </w:p>
+    <w:p>
+      <w:pPr>
+        <w:keepNext/>
+        <w:spacing w:before="240" w:after="80"/>
+        <w:rPr>
+          <w:b/>
+          <w:color w:val="000000"/>
+        </w:rPr>
+      </w:pPr>
+      <w:r>
+        <w:rPr>
+          <w:b/>
+          <w:color w:val="000000"/>
+        </w:rPr>
+        <w:t>PHẦN 6</w:t>
+      </w:r>
+    </w:p>
+    <w:p>
+      <w:pPr>
+        <w:spacing w:after="160"/>
+        <w:rPr>
+          <w:color w:val="000000"/>
+        </w:rPr>
+      </w:pPr>
+      <w:r>
+        <w:rPr>
+          <w:color w:val="000000"/>
+        </w:rPr>
+        <w:t>1. pollution</w:t>
+      </w:r>
+    </w:p>
+    <w:p>
+      <w:pPr>
+        <w:spacing w:after="160"/>
+        <w:rPr>
+          <w:color w:val="000000"/>
+        </w:rPr>
+      </w:pPr>
+      <w:r>
+        <w:rPr>
+          <w:color w:val="000000"/>
+        </w:rPr>
+        <w:t>2. sustainable</w:t>
+      </w:r>
+    </w:p>
+    <w:p>
+      <w:pPr>
+        <w:spacing w:after="160"/>
+        <w:rPr>
+          <w:color w:val="000000"/>
+        </w:rPr>
+      </w:pPr>
+      <w:r>
+        <w:rPr>
+          <w:color w:val="000000"/>
+        </w:rPr>
+        <w:t>3. conservation</w:t>
+      </w:r>
+    </w:p>
+    <w:p>
+      <w:pPr>
+        <w:spacing w:after="160"/>
+        <w:rPr>
+          <w:color w:val="000000"/>
+        </w:rPr>
+      </w:pPr>
+      <w:r>
+        <w:rPr>
+          <w:color w:val="000000"/>
+        </w:rPr>
+        <w:lastRenderedPageBreak/>
+        <w:t>4. innovative</w:t>
+      </w:r>
+    </w:p>
+    <w:p>
+      <w:pPr>
+        <w:spacing w:after="160"/>
+        <w:rPr>
+          <w:color w:val="000000"/>
+        </w:rPr>
+      </w:pPr>
+      <w:r>
+        <w:rPr>
+          <w:color w:val="000000"/>
+        </w:rPr>
+        <w:t>5. securely</w:t>
+      </w:r>
+    </w:p>
+    <w:p>
+      <w:pPr>
+        <w:spacing w:after="160"/>
+        <w:rPr>
+          <w:color w:val="000000"/>
+        </w:rPr>
+      </w:pPr>
+      <w:r>
+        <w:rPr>
+          <w:color w:val="000000"/>
+        </w:rPr>
+        <w:t>6. reliable</w:t>
+      </w:r>
+    </w:p>
+    <w:p>
+      <w:pPr>
+        <w:spacing w:after="160"/>
+        <w:rPr>
+          <w:color w:val="000000"/>
+        </w:rPr>
+      </w:pPr>
+      <w:r>
+        <w:rPr>
+          <w:color w:val="000000"/>
+        </w:rPr>
+        <w:t>7. preventive</w:t>
+      </w:r>
+    </w:p>
+    <w:p>
+      <w:pPr>
+        <w:spacing w:after="160"/>
+        <w:rPr>
+          <w:color w:val="000000"/>
+        </w:rPr>
+      </w:pPr>
+      <w:r>
+        <w:rPr>
+          <w:color w:val="000000"/>
+        </w:rPr>
+        <w:t>8. nutritious</w:t>
+      </w:r>
+    </w:p>
+    <w:p>
+      <w:pPr>
+        <w:spacing w:after="160"/>
+        <w:rPr>
+          <w:color w:val="000000"/>
+        </w:rPr>
+      </w:pPr>
+      <w:r>
+        <w:rPr>
+          <w:color w:val="000000"/>
+        </w:rPr>
+        <w:t>9. privacy</w:t>
+      </w:r>
+    </w:p>
+    <w:p>
+      <w:pPr>
+        <w:spacing w:after="160"/>
+        <w:rPr>
+          <w:color w:val="000000"/>
+        </w:rPr>
+      </w:pPr>
+      <w:r>
+        <w:rPr>
+          <w:color w:val="000000"/>
+        </w:rPr>
+        <w:t>10. beneficial</w:t>
+      </w:r>
+    </w:p>
+    <w:p>
+      <w:pPr>
+        <w:keepNext/>
+        <w:spacing w:before="240" w:after="80"/>
+        <w:rPr>
+          <w:b/>
+          <w:color w:val="000000"/>
+        </w:rPr>
+      </w:pPr>
+      <w:r>
+        <w:rPr>
+          <w:b/>
+          <w:color w:val="000000"/>
+        </w:rPr>
+        <w:t>PHẦN 7</w:t>
+      </w:r>
+    </w:p>
+    <w:p>
+      <w:pPr>
+        <w:spacing w:after="160"/>
+        <w:rPr>
+          <w:color w:val="000000"/>
+        </w:rPr>
+      </w:pPr>
+      <w:r>
+        <w:rPr>
+          <w:color w:val="000000"/>
+        </w:rPr>
+        <w:t>1. cause pollution</w:t>
+      </w:r>
+    </w:p>
+    <w:p>
+      <w:pPr>
+        <w:spacing w:after="160"/>
+        <w:rPr>
+          <w:color w:val="000000"/>
+        </w:rPr>
+      </w:pPr>
+      <w:r>
+        <w:rPr>
+          <w:color w:val="000000"/>
+        </w:rPr>
+        <w:t>2. renewable energy source</w:t>
+      </w:r>
+    </w:p>
+    <w:p>
+      <w:pPr>
+        <w:spacing w:after="160"/>
+        <w:rPr>
+          <w:color w:val="000000"/>
+        </w:rPr>
+      </w:pPr>
+      <w:r>
+        <w:rPr>
+          <w:color w:val="000000"/>
+        </w:rPr>
+        <w:t>3. access the database / have access to</w:t>
+      </w:r>
+    </w:p>
+    <w:p>
+      <w:pPr>
+        <w:spacing w:after="160"/>
+        <w:rPr>
+          <w:color w:val="000000"/>
+        </w:rPr>
+      </w:pPr>
+      <w:r>
+        <w:rPr>
+          <w:color w:val="000000"/>
+        </w:rPr>
+        <w:t>4. back up</w:t>
+      </w:r>
+    </w:p>
+    <w:p>
+      <w:pPr>
+        <w:spacing w:after="160"/>
+        <w:rPr>
+          <w:color w:val="000000"/>
+        </w:rPr>
+      </w:pPr>
+      <w:r>
+        <w:rPr>
+          <w:color w:val="000000"/>
+        </w:rPr>
+        <w:t>5. popular</w:t>
+      </w:r>
+    </w:p>
+    <w:p>
+      <w:pPr>
+        <w:spacing w:after="160"/>
+        <w:rPr>
+          <w:color w:val="000000"/>
+        </w:rPr>
+      </w:pPr>
+      <w:r>
+        <w:rPr>
+          <w:color w:val="000000"/>
+        </w:rPr>
+        <w:t>6. received treatment / received a diagnosis</w:t>
+      </w:r>
+    </w:p>
+    <w:p>
+      <w:pPr>
+        <w:spacing w:after="160"/>
+        <w:rPr>
+          <w:color w:val="000000"/>
+        </w:rPr>
+      </w:pPr>
+      <w:r>
+        <w:rPr>
+          <w:color w:val="000000"/>
+        </w:rPr>
+        <w:t>7. prevent people from sharing</w:t>
+      </w:r>
+    </w:p>
+    <w:p>
+      <w:pPr>
+        <w:spacing w:after="160"/>
+        <w:rPr>
+          <w:color w:val="000000"/>
+        </w:rPr>
+      </w:pPr>
+      <w:r>
+        <w:rPr>
+          <w:color w:val="000000"/>
+        </w:rPr>
+        <w:t>8. suffering from</w:t>
+      </w:r>
+    </w:p>
+    <w:p>
+      <w:pPr>
+        <w:spacing w:after="160"/>
+        <w:rPr>
+          <w:color w:val="000000"/>
+        </w:rPr>
+      </w:pPr>
+      <w:r>
+        <w:rPr>
+          <w:color w:val="000000"/>
+        </w:rPr>
+        <w:t>9. nutritious</w:t>
+      </w:r>
+    </w:p>
+    <w:p>
+      <w:pPr>
+        <w:spacing w:after="160"/>
+        <w:rPr>
+          <w:color w:val="000000"/>
+        </w:rPr>
+      </w:pPr>
+      <w:r>
+        <w:rPr>
+          <w:color w:val="000000"/>
+        </w:rPr>
+        <w:t>10. risk of</w:t>
+      </w:r>
+    </w:p>
+    <w:p>
+      <w:pPr>
+        <w:keepNext/>
+        <w:spacing w:before="240" w:after="80"/>
+        <w:rPr>
+          <w:b/>
+          <w:color w:val="000000"/>
+        </w:rPr>
+      </w:pPr>
+      <w:r>
+        <w:rPr>
+          <w:b/>
+          <w:color w:val="000000"/>
+        </w:rPr>
+        <w:t>PHẦN 8</w:t>
+      </w:r>
+    </w:p>
+    <w:p>
+      <w:pPr>
+        <w:spacing w:after="160"/>
+        <w:rPr>
+          <w:color w:val="000000"/>
+        </w:rPr>
+      </w:pPr>
+      <w:r>
+        <w:rPr>
+          <w:color w:val="000000"/>
+        </w:rPr>
+        <w:t>1. access</w:t>
+      </w:r>
+    </w:p>
+    <w:p>
+      <w:pPr>
+        <w:spacing w:after="160"/>
+        <w:rPr>
+          <w:color w:val="000000"/>
+        </w:rPr>
+      </w:pPr>
+      <w:r>
+        <w:rPr>
+          <w:color w:val="000000"/>
+        </w:rPr>
+        <w:t>2. health/well-being</w:t>
+      </w:r>
+    </w:p>
+    <w:p>
+      <w:pPr>
+        <w:spacing w:after="160"/>
+        <w:rPr>
+          <w:color w:val="000000"/>
+        </w:rPr>
+      </w:pPr>
+      <w:r>
+        <w:rPr>
+          <w:color w:val="000000"/>
+        </w:rPr>
+        <w:t>3. passwords</w:t>
+      </w:r>
+    </w:p>
+    <w:p>
+      <w:pPr>
+        <w:spacing w:after="160"/>
+        <w:rPr>
+          <w:color w:val="000000"/>
+        </w:rPr>
+      </w:pPr>
+      <w:r>
+        <w:rPr>
+          <w:color w:val="000000"/>
+        </w:rPr>
+        <w:t>4. reliable</w:t>
+      </w:r>
+    </w:p>
+    <w:p>
+      <w:pPr>
+        <w:spacing w:after="160"/>
+        <w:rPr>
+          <w:color w:val="000000"/>
+        </w:rPr>
+      </w:pPr>
+      <w:r>
+        <w:rPr>
+          <w:color w:val="000000"/>
+        </w:rPr>
+        <w:t>5. active</w:t>
+      </w:r>
+    </w:p>
+    <w:p>
+      <w:pPr>
+        <w:spacing w:after="160"/>
+        <w:rPr>
+          <w:color w:val="000000"/>
+        </w:rPr>
+      </w:pPr>
+      <w:r>
+        <w:rPr>
+          <w:color w:val="000000"/>
+        </w:rPr>
+        <w:t>6. sleep</w:t>
+      </w:r>
+    </w:p>
+    <w:p>
+      <w:pPr>
+        <w:spacing w:after="160"/>
+        <w:rPr>
+          <w:color w:val="000000"/>
+        </w:rPr>
+      </w:pPr>
+      <w:r>
+        <w:rPr>
+          <w:color w:val="000000"/>
+        </w:rPr>
+        <w:t>7. nutritious</w:t>
+      </w:r>
+    </w:p>
+    <w:p>
+      <w:pPr>
+        <w:spacing w:after="160"/>
+        <w:rPr>
+          <w:color w:val="000000"/>
+        </w:rPr>
+      </w:pPr>
+      <w:r>
+        <w:rPr>
+          <w:color w:val="000000"/>
+        </w:rPr>
+        <w:t>8. symptoms</w:t>
+      </w:r>
+    </w:p>
+    <w:p>
+      <w:pPr>
+        <w:spacing w:after="160"/>
+        <w:rPr>
+          <w:color w:val="000000"/>
+        </w:rPr>
+      </w:pPr>
+      <w:r>
+        <w:rPr>
+          <w:color w:val="000000"/>
+        </w:rPr>
+        <w:t>9. advice</w:t>
+      </w:r>
+    </w:p>
+    <w:p>
+      <w:pPr>
+        <w:spacing w:after="160"/>
+        <w:rPr>
+          <w:color w:val="000000"/>
+        </w:rPr>
+      </w:pPr>
+      <w:r>
+        <w:rPr>
+          <w:color w:val="000000"/>
+        </w:rPr>
+        <w:t>10. risks</w:t>
+      </w:r>
+    </w:p>
+    <w:p>
+      <w:pPr>
+        <w:keepNext/>
+        <w:spacing w:before="240" w:after="80"/>
+        <w:rPr>
+          <w:b/>
+          <w:color w:val="000000"/>
+        </w:rPr>
+      </w:pPr>
+      <w:r>
+        <w:rPr>
+          <w:b/>
+          <w:color w:val="000000"/>
+        </w:rPr>
+        <w:lastRenderedPageBreak/>
+        <w:t>PHẦN 9</w:t>
+      </w:r>
+    </w:p>
+    <w:p>
+      <w:pPr>
+        <w:spacing w:after="160"/>
+        <w:rPr>
+          <w:color w:val="000000"/>
+        </w:rPr>
+      </w:pPr>
+      <w:r>
+        <w:rPr>
+          <w:color w:val="000000"/>
+        </w:rPr>
+        <w:t>1. Send data when bins are nearly full</w:t>
+      </w:r>
+    </w:p>
+    <w:p>
+      <w:pPr>
+        <w:spacing w:after="160"/>
+        <w:rPr>
+          <w:color w:val="000000"/>
+        </w:rPr>
+      </w:pPr>
+      <w:r>
+        <w:rPr>
+          <w:color w:val="000000"/>
+        </w:rPr>
+        <w:t>2. They receive real-time data</w:t>
+      </w:r>
+    </w:p>
+    <w:p>
+      <w:pPr>
+        <w:spacing w:after="160"/>
+        <w:rPr>
+          <w:color w:val="000000"/>
+        </w:rPr>
+      </w:pPr>
+      <w:r>
+        <w:rPr>
+          <w:color w:val="000000"/>
+        </w:rPr>
+        <w:t>3. They have fallen</w:t>
+      </w:r>
+    </w:p>
+    <w:p>
+      <w:pPr>
+        <w:spacing w:after="160"/>
+        <w:rPr>
+          <w:color w:val="000000"/>
+        </w:rPr>
+      </w:pPr>
+      <w:r>
+        <w:rPr>
+          <w:color w:val="000000"/>
+        </w:rPr>
+        <w:t>4. How to sort recyclable materials</w:t>
+      </w:r>
+    </w:p>
+    <w:p>
+      <w:pPr>
+        <w:spacing w:after="160"/>
+        <w:rPr>
+          <w:color w:val="000000"/>
+        </w:rPr>
+      </w:pPr>
+      <w:r>
+        <w:rPr>
+          <w:color w:val="000000"/>
+        </w:rPr>
+        <w:t>5. Cleaner streets may prevent disease and improve well-being</w:t>
+      </w:r>
+    </w:p>
+    <w:p>
+      <w:pPr>
+        <w:spacing w:after="160"/>
+        <w:rPr>
+          <w:color w:val="000000"/>
+        </w:rPr>
+      </w:pPr>
+      <w:r>
+        <w:rPr>
+          <w:color w:val="000000"/>
+        </w:rPr>
+        <w:t>6. Public bins</w:t>
+      </w:r>
+    </w:p>
+    <w:p>
+      <w:pPr>
+        <w:spacing w:after="160"/>
+        <w:rPr>
+          <w:color w:val="000000"/>
+        </w:rPr>
+      </w:pPr>
+      <w:r>
+        <w:rPr>
+          <w:color w:val="000000"/>
+        </w:rPr>
+        <w:t>7. Effective/productive</w:t>
+      </w:r>
+    </w:p>
+    <w:p>
+      <w:pPr>
+        <w:spacing w:after="160"/>
+        <w:rPr>
+          <w:color w:val="000000"/>
+        </w:rPr>
+      </w:pPr>
+      <w:r>
+        <w:rPr>
+          <w:color w:val="000000"/>
+        </w:rPr>
+        <w:t>8. Reliability</w:t>
+      </w:r>
+    </w:p>
+    <w:p>
+      <w:pPr>
+        <w:spacing w:after="160"/>
+        <w:rPr>
+          <w:color w:val="000000"/>
+        </w:rPr>
+      </w:pPr>
+      <w:r>
+        <w:rPr>
+          <w:color w:val="000000"/>
+        </w:rPr>
+        <w:t>9. Prevent</w:t>
+      </w:r>
+    </w:p>
+    <w:p>
+      <w:pPr>
+        <w:spacing w:after="160"/>
+        <w:rPr>
+          <w:color w:val="000000"/>
+        </w:rPr>
+      </w:pPr>
+      <w:r>
+        <w:rPr>
+          <w:color w:val="000000"/>
+        </w:rPr>
+        <w:t>10. A smart waste project benefits efficiency, the environment and health</w:t>
+      </w:r>
+    </w:p>
+    <w:p>
+      <w:pPr>
+        <w:keepNext/>
+        <w:spacing w:before="240" w:after="80"/>
+        <w:rPr>
+          <w:b/>
+          <w:color w:val="000000"/>
+        </w:rPr>
+      </w:pPr>
+      <w:r>
+        <w:rPr>
+          <w:b/>
+          <w:color w:val="000000"/>
+        </w:rPr>
+        <w:t>PHẦN 10 – BÀI MẪU</w:t>
+      </w:r>
+    </w:p>
+    <w:p>
+      <w:pPr>
+        <w:rPr>
+          <w:b/>
+          <w:color w:val="000000"/>
+        </w:rPr>
+      </w:pPr>
+      <w:r>
+        <w:rPr>
+          <w:b/>
+          <w:color w:val="000000"/>
+        </w:rPr>
+        <w:t>Our town should introduce a smart recycling system to improve environmental and public health. Sensors installed in waste containers could send data when bins are nearly full. Collection vehicles would then choose efficient routes, reducing fuel use and carbon emissions. A reliable mobile app could explain how to sort recyclable materials and help raise environmental awareness. Strong cybersecurity would be essential to protect user privacy. Cleaner streets would limit harmful pollutants, prevent the spread of disease and improve community well-being. The project should use renewable energy wherever possible and provide accessible instructions for every resident. This innovative technology could conserve natural resources while encouraging healthier, more sustainable habits throughout the town.</w:t>
+      </w:r>
+    </w:p>
+    <w:p>
+      <w:pPr>
+        <w:rPr>
+          <w:color w:val="000000"/>
+        </w:rPr>
+      </w:pPr>
     </w:p>
     <w:sectPr>
       <w:pgSz w:w="11906" w:h="16838"/>
-      <w:pgMar w:top="1134" w:right="1134" w:bottom="1134" w:left="1134"/>
+      <w:pgMar w:top="1134" w:right="1134" w:bottom="1134" w:left="1134" w:header="720" w:footer="720" w:gutter="0"/>
+      <w:cols w:space="720"/>
     </w:sectPr>
   </w:body>
 </w:document>
